--- a/BCD/Aula7/Atividade_Teorica_Revisao_Banco_de_Dados_Terico.docx
+++ b/BCD/Aula7/Atividade_Teorica_Revisao_Banco_de_Dados_Terico.docx
@@ -283,21 +283,12 @@
             </w:tcMar>
           </w:tcPr>
           <w:p>
-            <w:proofErr w:type="gramStart"/>
             <w:r>
               <w:rPr>
                 <w:b/>
                 <w:sz w:val="19"/>
               </w:rPr>
-              <w:t>Nota: _</w:t>
-            </w:r>
-            <w:proofErr w:type="gramEnd"/>
-            <w:r>
-              <w:rPr>
-                <w:b/>
-                <w:sz w:val="19"/>
-              </w:rPr>
-              <w:t>_____ / 100</w:t>
+              <w:t>Nota: ______ / 100</w:t>
             </w:r>
           </w:p>
         </w:tc>
@@ -903,13 +894,7 @@
         <w:rPr>
           <w:lang w:val="pt-BR"/>
         </w:rPr>
-        <w:t>(V</w:t>
-      </w:r>
-      <w:r>
-        <w:rPr>
-          <w:lang w:val="pt-BR"/>
-        </w:rPr>
-        <w:t>) Bancos relacionais normalmente organizam dados em tabelas relacionadas.</w:t>
+        <w:t>(V) Bancos relacionais normalmente organizam dados em tabelas relacionadas.</w:t>
       </w:r>
     </w:p>
     <w:p>
@@ -1656,65 +1641,33 @@
         <w:rPr>
           <w:lang w:val="pt-BR"/>
         </w:rPr>
-        <w:t xml:space="preserve"> | MySQL</w:t>
-      </w:r>
-      <w:r>
-        <w:rPr>
-          <w:lang w:val="pt-BR"/>
-        </w:rPr>
-        <w:t xml:space="preserve"> </w:t>
-      </w:r>
-      <w:r>
-        <w:rPr>
-          <w:lang w:val="pt-BR"/>
-        </w:rPr>
-        <w:t xml:space="preserve">Workbench | </w:t>
+        <w:t xml:space="preserve"> | MySQL Workbench | </w:t>
       </w:r>
       <w:r>
         <w:rPr>
           <w:highlight w:val="yellow"/>
           <w:lang w:val="pt-BR"/>
         </w:rPr>
-        <w:t>SQL</w:t>
+        <w:t>SQL Server</w:t>
+      </w:r>
+      <w:r>
+        <w:rPr>
+          <w:lang w:val="pt-BR"/>
+        </w:rPr>
+        <w:t xml:space="preserve"> | </w:t>
       </w:r>
       <w:r>
         <w:rPr>
           <w:highlight w:val="yellow"/>
           <w:lang w:val="pt-BR"/>
         </w:rPr>
-        <w:t xml:space="preserve"> </w:t>
-      </w:r>
-      <w:r>
-        <w:rPr>
-          <w:highlight w:val="yellow"/>
-          <w:lang w:val="pt-BR"/>
-        </w:rPr>
-        <w:t>Server</w:t>
+        <w:t>Oracle</w:t>
       </w:r>
       <w:r>
         <w:rPr>
           <w:lang w:val="pt-BR"/>
         </w:rPr>
         <w:t xml:space="preserve"> | </w:t>
-      </w:r>
-      <w:r>
-        <w:rPr>
-          <w:highlight w:val="yellow"/>
-          <w:lang w:val="pt-BR"/>
-        </w:rPr>
-        <w:t>Oracle</w:t>
-      </w:r>
-      <w:r>
-        <w:rPr>
-          <w:lang w:val="pt-BR"/>
-        </w:rPr>
-        <w:t xml:space="preserve"> |</w:t>
-      </w:r>
-      <w:r>
-        <w:rPr>
-          <w:lang w:val="pt-BR"/>
-        </w:rPr>
-        <w:t xml:space="preserve"> </w:t>
       </w:r>
       <w:proofErr w:type="spellStart"/>
       <w:r>
@@ -1941,11 +1894,13 @@
     <w:p>
       <w:pPr>
         <w:rPr>
-          <w:lang w:val="pt-BR"/>
-        </w:rPr>
-      </w:pPr>
-      <w:r>
-        <w:rPr>
+          <w:color w:val="000000" w:themeColor="text1"/>
+          <w:lang w:val="pt-BR"/>
+        </w:rPr>
+      </w:pPr>
+      <w:r>
+        <w:rPr>
+          <w:color w:val="000000" w:themeColor="text1"/>
           <w:lang w:val="pt-BR"/>
         </w:rPr>
         <w:t>Durante a instalação, a conexão com o banco falha. Em vez de reinstalar tudo imediatamente, cite três verificações que deveriam ser feitas primeiro.</w:t>
@@ -2804,88 +2759,7 @@
           <w:szCs w:val="24"/>
           <w:lang w:val="pt-BR"/>
         </w:rPr>
-        <w:t>Cliente: nome, telefone</w:t>
-      </w:r>
-      <w:r>
-        <w:rPr>
-          <w:color w:val="4F81BD" w:themeColor="accent1"/>
-          <w:sz w:val="24"/>
-          <w:szCs w:val="24"/>
-          <w:lang w:val="pt-BR"/>
-        </w:rPr>
-        <w:t xml:space="preserve"> | </w:t>
-      </w:r>
-      <w:r>
-        <w:rPr>
-          <w:color w:val="4F81BD" w:themeColor="accent1"/>
-          <w:sz w:val="24"/>
-          <w:szCs w:val="24"/>
-          <w:lang w:val="pt-BR"/>
-        </w:rPr>
-        <w:t>Pedido: data, status</w:t>
-      </w:r>
-      <w:r>
-        <w:rPr>
-          <w:color w:val="4F81BD" w:themeColor="accent1"/>
-          <w:sz w:val="24"/>
-          <w:szCs w:val="24"/>
-          <w:lang w:val="pt-BR"/>
-        </w:rPr>
-        <w:t xml:space="preserve"> |</w:t>
-      </w:r>
-      <w:r>
-        <w:rPr>
-          <w:color w:val="4F81BD" w:themeColor="accent1"/>
-          <w:sz w:val="24"/>
-          <w:szCs w:val="24"/>
-          <w:lang w:val="pt-BR"/>
-        </w:rPr>
-        <w:t xml:space="preserve"> Produto: nome, preço </w:t>
-      </w:r>
-      <w:r>
-        <w:rPr>
-          <w:color w:val="4F81BD" w:themeColor="accent1"/>
-          <w:sz w:val="24"/>
-          <w:szCs w:val="24"/>
-          <w:lang w:val="pt-BR"/>
-        </w:rPr>
-        <w:t xml:space="preserve">| </w:t>
-      </w:r>
-      <w:r>
-        <w:rPr>
-          <w:color w:val="4F81BD" w:themeColor="accent1"/>
-          <w:sz w:val="24"/>
-          <w:szCs w:val="24"/>
-          <w:lang w:val="pt-BR"/>
-        </w:rPr>
-        <w:t xml:space="preserve">Categoria: nome, </w:t>
-      </w:r>
-      <w:r>
-        <w:rPr>
-          <w:color w:val="4F81BD" w:themeColor="accent1"/>
-          <w:sz w:val="24"/>
-          <w:szCs w:val="24"/>
-          <w:lang w:val="pt-BR"/>
-        </w:rPr>
-        <w:t xml:space="preserve">descrição | </w:t>
-      </w:r>
-      <w:r>
-        <w:rPr>
-          <w:color w:val="4F81BD" w:themeColor="accent1"/>
-          <w:sz w:val="24"/>
-          <w:szCs w:val="24"/>
-          <w:lang w:val="pt-BR"/>
-        </w:rPr>
-        <w:t>Funcionário: nome</w:t>
-      </w:r>
-      <w:r>
-        <w:rPr>
-          <w:color w:val="4F81BD" w:themeColor="accent1"/>
-          <w:sz w:val="24"/>
-          <w:szCs w:val="24"/>
-          <w:lang w:val="pt-BR"/>
-        </w:rPr>
-        <w:t xml:space="preserve">, </w:t>
+        <w:t xml:space="preserve">Cliente: nome, telefone | Pedido: data, status | Produto: nome, preço | Categoria: nome, descrição | Funcionário: nome, </w:t>
       </w:r>
       <w:r>
         <w:rPr>
@@ -3317,6 +3191,93 @@
       <w:pPr>
         <w:spacing w:after="20"/>
         <w:rPr>
+          <w:color w:val="4F81BD" w:themeColor="accent1"/>
+          <w:sz w:val="24"/>
+          <w:szCs w:val="24"/>
+          <w:lang w:val="pt-BR"/>
+        </w:rPr>
+      </w:pPr>
+      <w:r>
+        <w:rPr>
+          <w:color w:val="4F81BD" w:themeColor="accent1"/>
+          <w:sz w:val="24"/>
+          <w:szCs w:val="24"/>
+          <w:lang w:val="pt-BR"/>
+        </w:rPr>
+        <w:t xml:space="preserve">A cardinalidade é 1:N </w:t>
+      </w:r>
+      <w:r>
+        <w:rPr>
+          <w:color w:val="4F81BD" w:themeColor="accent1"/>
+          <w:sz w:val="24"/>
+          <w:szCs w:val="24"/>
+          <w:lang w:val="pt-BR"/>
+        </w:rPr>
+        <w:t xml:space="preserve">porque um cliente pode fazer </w:t>
+      </w:r>
+      <w:proofErr w:type="spellStart"/>
+      <w:r>
+        <w:rPr>
+          <w:color w:val="4F81BD" w:themeColor="accent1"/>
+          <w:sz w:val="24"/>
+          <w:szCs w:val="24"/>
+          <w:lang w:val="pt-BR"/>
+        </w:rPr>
+        <w:t>varios</w:t>
+      </w:r>
+      <w:proofErr w:type="spellEnd"/>
+      <w:r>
+        <w:rPr>
+          <w:color w:val="4F81BD" w:themeColor="accent1"/>
+          <w:sz w:val="24"/>
+          <w:szCs w:val="24"/>
+          <w:lang w:val="pt-BR"/>
+        </w:rPr>
+        <w:t xml:space="preserve"> pedidos</w:t>
+      </w:r>
+      <w:r>
+        <w:rPr>
+          <w:color w:val="4F81BD" w:themeColor="accent1"/>
+          <w:sz w:val="24"/>
+          <w:szCs w:val="24"/>
+          <w:lang w:val="pt-BR"/>
+        </w:rPr>
+        <w:t xml:space="preserve">, mas um pedido especifico </w:t>
+      </w:r>
+      <w:proofErr w:type="spellStart"/>
+      <w:r>
+        <w:rPr>
+          <w:color w:val="4F81BD" w:themeColor="accent1"/>
+          <w:sz w:val="24"/>
+          <w:szCs w:val="24"/>
+          <w:lang w:val="pt-BR"/>
+        </w:rPr>
+        <w:t>so</w:t>
+      </w:r>
+      <w:proofErr w:type="spellEnd"/>
+      <w:r>
+        <w:rPr>
+          <w:color w:val="4F81BD" w:themeColor="accent1"/>
+          <w:sz w:val="24"/>
+          <w:szCs w:val="24"/>
+          <w:lang w:val="pt-BR"/>
+        </w:rPr>
+        <w:t xml:space="preserve"> pode ter um cliente</w:t>
+      </w:r>
+      <w:r>
+        <w:rPr>
+          <w:color w:val="auto"/>
+          <w:sz w:val="24"/>
+          <w:szCs w:val="24"/>
+          <w:lang w:val="pt-BR"/>
+        </w:rPr>
+        <w:t>_________________________________________________________________________________________________________________________________________</w:t>
+      </w:r>
+    </w:p>
+    <w:p>
+      <w:pPr>
+        <w:spacing w:after="20"/>
+        <w:rPr>
           <w:lang w:val="pt-BR"/>
         </w:rPr>
       </w:pPr>
@@ -3326,7 +3287,7 @@
           <w:sz w:val="16"/>
           <w:lang w:val="pt-BR"/>
         </w:rPr>
-        <w:t>__________________________________________________________________________________</w:t>
+        <w:t>________________________________________________________________________________</w:t>
       </w:r>
       <w:r>
         <w:rPr>
@@ -3334,7 +3295,7 @@
           <w:sz w:val="16"/>
           <w:lang w:val="pt-BR"/>
         </w:rPr>
-        <w:t>_______________________________________________________</w:t>
+        <w:t>_________________________________________________________</w:t>
       </w:r>
     </w:p>
     <w:p>
@@ -3363,18 +3324,81 @@
     </w:p>
     <w:p>
       <w:pPr>
+        <w:pStyle w:val="Ttulo2"/>
+        <w:rPr>
+          <w:lang w:val="pt-BR"/>
+        </w:rPr>
+      </w:pPr>
+      <w:r>
+        <w:rPr>
+          <w:lang w:val="pt-BR"/>
+        </w:rPr>
+        <w:t>Questão 16 — Cardinalidade N:N</w:t>
+      </w:r>
+    </w:p>
+    <w:p>
+      <w:pPr>
+        <w:rPr>
+          <w:lang w:val="pt-BR"/>
+        </w:rPr>
+      </w:pPr>
+      <w:r>
+        <w:rPr>
+          <w:lang w:val="pt-BR"/>
+        </w:rPr>
+        <w:t>Um PRODUTO pode aparecer em vários PEDIDOS e um PEDIDO pode possuir vários PRODUTOS. Por que esse relacionamento é N:N? Que estrutura intermediária pode ser utilizada para representá-lo no modelo relacional?</w:t>
+      </w:r>
+    </w:p>
+    <w:p>
+      <w:pPr>
         <w:spacing w:after="20"/>
         <w:rPr>
           <w:lang w:val="pt-BR"/>
         </w:rPr>
       </w:pPr>
+      <w:r>
+        <w:rPr>
+          <w:color w:val="4F81BD" w:themeColor="accent1"/>
+          <w:sz w:val="24"/>
+          <w:szCs w:val="24"/>
+          <w:lang w:val="pt-BR"/>
+        </w:rPr>
+        <w:t>A cardinalidade é N</w:t>
+      </w:r>
+      <w:r>
+        <w:rPr>
+          <w:color w:val="4F81BD" w:themeColor="accent1"/>
+          <w:sz w:val="24"/>
+          <w:szCs w:val="24"/>
+          <w:lang w:val="pt-BR"/>
+        </w:rPr>
+        <w:t>:N porque um produto pode estar em vários pedidos</w:t>
+      </w:r>
+      <w:r>
+        <w:rPr>
+          <w:color w:val="4F81BD" w:themeColor="accent1"/>
+          <w:sz w:val="24"/>
+          <w:szCs w:val="24"/>
+          <w:lang w:val="pt-BR"/>
+        </w:rPr>
+        <w:t xml:space="preserve"> e um pedido pode ter muitos produtos</w:t>
+      </w:r>
+      <w:r>
+        <w:rPr>
+          <w:color w:val="4F81BD" w:themeColor="accent1"/>
+          <w:sz w:val="24"/>
+          <w:szCs w:val="24"/>
+          <w:lang w:val="pt-BR"/>
+        </w:rPr>
+        <w:t xml:space="preserve"> </w:t>
+      </w:r>
       <w:r>
         <w:rPr>
           <w:color w:val="B7B7B7"/>
           <w:sz w:val="16"/>
           <w:lang w:val="pt-BR"/>
         </w:rPr>
-        <w:t>________________________________________________________________________________</w:t>
+        <w:t>__________________________________________________________________________________</w:t>
       </w:r>
       <w:r>
         <w:rPr>
@@ -3382,34 +3406,7 @@
           <w:sz w:val="16"/>
           <w:lang w:val="pt-BR"/>
         </w:rPr>
-        <w:t>_________________________________________________________</w:t>
-      </w:r>
-    </w:p>
-    <w:p>
-      <w:pPr>
-        <w:pStyle w:val="Ttulo2"/>
-        <w:rPr>
-          <w:lang w:val="pt-BR"/>
-        </w:rPr>
-      </w:pPr>
-      <w:r>
-        <w:rPr>
-          <w:lang w:val="pt-BR"/>
-        </w:rPr>
-        <w:t>Questão 16 — Cardinalidade N:N</w:t>
-      </w:r>
-    </w:p>
-    <w:p>
-      <w:pPr>
-        <w:rPr>
-          <w:lang w:val="pt-BR"/>
-        </w:rPr>
-      </w:pPr>
-      <w:r>
-        <w:rPr>
-          <w:lang w:val="pt-BR"/>
-        </w:rPr>
-        <w:t>Um PRODUTO pode aparecer em vários PEDIDOS e um PEDIDO pode possuir vários PRODUTOS. Por que esse relacionamento é N:N? Que estrutura intermediária pode ser utilizada para representá-lo no modelo relacional?</w:t>
+        <w:t>_______________________________________________________</w:t>
       </w:r>
     </w:p>
     <w:p>
@@ -3425,7 +3422,7 @@
           <w:sz w:val="16"/>
           <w:lang w:val="pt-BR"/>
         </w:rPr>
-        <w:t>__________________________________________________________________________________</w:t>
+        <w:t>________________________________________________________________________________</w:t>
       </w:r>
       <w:r>
         <w:rPr>
@@ -3433,7 +3430,7 @@
           <w:sz w:val="16"/>
           <w:lang w:val="pt-BR"/>
         </w:rPr>
-        <w:t>_______________________________________________________</w:t>
+        <w:t>_________________________________________________________</w:t>
       </w:r>
     </w:p>
     <w:p>
@@ -3462,18 +3459,276 @@
     </w:p>
     <w:p>
       <w:pPr>
+        <w:pStyle w:val="Ttulo2"/>
+        <w:rPr>
+          <w:lang w:val="pt-BR"/>
+        </w:rPr>
+      </w:pPr>
+      <w:r>
+        <w:rPr>
+          <w:lang w:val="pt-BR"/>
+        </w:rPr>
+        <w:t>Questão 17 — Chave primária</w:t>
+      </w:r>
+    </w:p>
+    <w:p>
+      <w:pPr>
+        <w:rPr>
+          <w:lang w:val="pt-BR"/>
+        </w:rPr>
+      </w:pPr>
+      <w:r>
+        <w:rPr>
+          <w:lang w:val="pt-BR"/>
+        </w:rPr>
+        <w:t>Assinale a alternativa correta sobre chave primária (PK).</w:t>
+      </w:r>
+    </w:p>
+    <w:p>
+      <w:pPr>
+        <w:spacing w:after="40"/>
+        <w:ind w:left="259"/>
+        <w:rPr>
+          <w:lang w:val="pt-BR"/>
+        </w:rPr>
+      </w:pPr>
+      <w:r>
+        <w:rPr>
+          <w:lang w:val="pt-BR"/>
+        </w:rPr>
+        <w:t>(A) Pode identificar vários registros com o mesmo valor sem problema.</w:t>
+      </w:r>
+    </w:p>
+    <w:p>
+      <w:pPr>
+        <w:spacing w:after="40"/>
+        <w:ind w:left="259"/>
+        <w:rPr>
+          <w:lang w:val="pt-BR"/>
+        </w:rPr>
+      </w:pPr>
+      <w:r>
+        <w:rPr>
+          <w:lang w:val="pt-BR"/>
+        </w:rPr>
+        <w:t>(</w:t>
+      </w:r>
+      <w:r>
+        <w:rPr>
+          <w:highlight w:val="yellow"/>
+          <w:lang w:val="pt-BR"/>
+        </w:rPr>
+        <w:t>B</w:t>
+      </w:r>
+      <w:r>
+        <w:rPr>
+          <w:lang w:val="pt-BR"/>
+        </w:rPr>
+        <w:t>) Serve para identificar unicamente cada registro de uma tabela.</w:t>
+      </w:r>
+    </w:p>
+    <w:p>
+      <w:pPr>
+        <w:spacing w:after="40"/>
+        <w:ind w:left="259"/>
+        <w:rPr>
+          <w:lang w:val="pt-BR"/>
+        </w:rPr>
+      </w:pPr>
+      <w:r>
+        <w:rPr>
+          <w:lang w:val="pt-BR"/>
+        </w:rPr>
+        <w:t>(C) Existe somente em bancos não relacionais.</w:t>
+      </w:r>
+    </w:p>
+    <w:p>
+      <w:pPr>
+        <w:spacing w:after="40"/>
+        <w:ind w:left="259"/>
+        <w:rPr>
+          <w:lang w:val="pt-BR"/>
+        </w:rPr>
+      </w:pPr>
+      <w:r>
+        <w:rPr>
+          <w:lang w:val="pt-BR"/>
+        </w:rPr>
+        <w:t>(D) Deve obrigatoriamente armazenar nomes de pessoas.</w:t>
+      </w:r>
+    </w:p>
+    <w:p>
+      <w:pPr>
+        <w:pStyle w:val="Ttulo2"/>
+        <w:rPr>
+          <w:lang w:val="pt-BR"/>
+        </w:rPr>
+      </w:pPr>
+      <w:r>
+        <w:rPr>
+          <w:lang w:val="pt-BR"/>
+        </w:rPr>
+        <w:t>Questão 18 — Chave estrangeira</w:t>
+      </w:r>
+    </w:p>
+    <w:p>
+      <w:pPr>
+        <w:rPr>
+          <w:lang w:val="pt-BR"/>
+        </w:rPr>
+      </w:pPr>
+      <w:r>
+        <w:rPr>
+          <w:lang w:val="pt-BR"/>
+        </w:rPr>
+        <w:t xml:space="preserve">Considere as tabelas </w:t>
+      </w:r>
+      <w:r>
+        <w:rPr>
+          <w:lang w:val="pt-BR"/>
+        </w:rPr>
+        <w:t>CLIENTE (</w:t>
+      </w:r>
+      <w:r>
+        <w:rPr>
+          <w:lang w:val="pt-BR"/>
+        </w:rPr>
+        <w:t>id_cliente, nome) e PEDIDO</w:t>
+      </w:r>
+      <w:r>
+        <w:rPr>
+          <w:lang w:val="pt-BR"/>
+        </w:rPr>
+        <w:t xml:space="preserve"> </w:t>
+      </w:r>
+      <w:r>
+        <w:rPr>
+          <w:lang w:val="pt-BR"/>
+        </w:rPr>
+        <w:t>(</w:t>
+      </w:r>
+      <w:proofErr w:type="spellStart"/>
+      <w:r>
+        <w:rPr>
+          <w:lang w:val="pt-BR"/>
+        </w:rPr>
+        <w:t>id_pedido</w:t>
+      </w:r>
+      <w:proofErr w:type="spellEnd"/>
+      <w:r>
+        <w:rPr>
+          <w:lang w:val="pt-BR"/>
+        </w:rPr>
+        <w:t xml:space="preserve">, data, id_cliente). Qual campo funciona como FK em PEDIDO? O que ele </w:t>
+      </w:r>
+      <w:r>
+        <w:rPr>
+          <w:lang w:val="pt-BR"/>
+        </w:rPr>
+        <w:t>referência</w:t>
+      </w:r>
+      <w:r>
+        <w:rPr>
+          <w:lang w:val="pt-BR"/>
+        </w:rPr>
+        <w:t xml:space="preserve"> e qual problema ele ajuda a evitar?</w:t>
+      </w:r>
+    </w:p>
+    <w:p>
+      <w:pPr>
         <w:spacing w:after="20"/>
         <w:rPr>
           <w:lang w:val="pt-BR"/>
         </w:rPr>
       </w:pPr>
+      <w:r>
+        <w:rPr>
+          <w:color w:val="4F81BD" w:themeColor="accent1"/>
+          <w:sz w:val="24"/>
+          <w:szCs w:val="24"/>
+          <w:lang w:val="pt-BR"/>
+        </w:rPr>
+        <w:t>O id_cliente funciona como</w:t>
+      </w:r>
+      <w:r>
+        <w:rPr>
+          <w:color w:val="4F81BD" w:themeColor="accent1"/>
+          <w:sz w:val="24"/>
+          <w:szCs w:val="24"/>
+          <w:lang w:val="pt-BR"/>
+        </w:rPr>
+        <w:t xml:space="preserve"> </w:t>
+      </w:r>
+      <w:r>
+        <w:rPr>
+          <w:color w:val="4F81BD" w:themeColor="accent1"/>
+          <w:sz w:val="24"/>
+          <w:szCs w:val="24"/>
+          <w:lang w:val="pt-BR"/>
+        </w:rPr>
+        <w:t>FK</w:t>
+      </w:r>
+      <w:r>
+        <w:rPr>
+          <w:color w:val="4F81BD" w:themeColor="accent1"/>
+          <w:sz w:val="24"/>
+          <w:szCs w:val="24"/>
+          <w:lang w:val="pt-BR"/>
+        </w:rPr>
+        <w:t xml:space="preserve"> em pedido </w:t>
+      </w:r>
+      <w:r>
+        <w:rPr>
+          <w:color w:val="4F81BD" w:themeColor="accent1"/>
+          <w:sz w:val="24"/>
+          <w:szCs w:val="24"/>
+          <w:lang w:val="pt-BR"/>
+        </w:rPr>
+        <w:t>porque</w:t>
+      </w:r>
+      <w:r>
+        <w:rPr>
+          <w:color w:val="4F81BD" w:themeColor="accent1"/>
+          <w:sz w:val="24"/>
+          <w:szCs w:val="24"/>
+          <w:lang w:val="pt-BR"/>
+        </w:rPr>
+        <w:t xml:space="preserve"> é a chave da tabela clientes</w:t>
+      </w:r>
+      <w:r>
+        <w:rPr>
+          <w:color w:val="4F81BD" w:themeColor="accent1"/>
+          <w:sz w:val="24"/>
+          <w:szCs w:val="24"/>
+          <w:lang w:val="pt-BR"/>
+        </w:rPr>
+        <w:t xml:space="preserve">. Ele ajuda a não acontecer a duplicação de nenhum </w:t>
+      </w:r>
+      <w:r>
+        <w:rPr>
+          <w:color w:val="4F81BD" w:themeColor="accent1"/>
+          <w:sz w:val="24"/>
+          <w:szCs w:val="24"/>
+          <w:lang w:val="pt-BR"/>
+        </w:rPr>
+        <w:t>dado</w:t>
+      </w:r>
+      <w:r>
+        <w:rPr>
+          <w:color w:val="4F81BD" w:themeColor="accent1"/>
+          <w:sz w:val="24"/>
+          <w:szCs w:val="24"/>
+          <w:lang w:val="pt-BR"/>
+        </w:rPr>
+        <w:t xml:space="preserve"> </w:t>
+      </w:r>
       <w:r>
         <w:rPr>
           <w:color w:val="B7B7B7"/>
           <w:sz w:val="16"/>
           <w:lang w:val="pt-BR"/>
         </w:rPr>
-        <w:t>________________________________________________________________________________</w:t>
+        <w:t>__________________________________________________________________________________</w:t>
       </w:r>
       <w:r>
         <w:rPr>
@@ -3481,206 +3736,7 @@
           <w:sz w:val="16"/>
           <w:lang w:val="pt-BR"/>
         </w:rPr>
-        <w:t>_________________________________________________________</w:t>
-      </w:r>
-    </w:p>
-    <w:p>
-      <w:pPr>
-        <w:pStyle w:val="Ttulo2"/>
-        <w:rPr>
-          <w:lang w:val="pt-BR"/>
-        </w:rPr>
-      </w:pPr>
-      <w:r>
-        <w:rPr>
-          <w:lang w:val="pt-BR"/>
-        </w:rPr>
-        <w:t>Questão 17 — Chave primária</w:t>
-      </w:r>
-    </w:p>
-    <w:p>
-      <w:pPr>
-        <w:rPr>
-          <w:lang w:val="pt-BR"/>
-        </w:rPr>
-      </w:pPr>
-      <w:r>
-        <w:rPr>
-          <w:lang w:val="pt-BR"/>
-        </w:rPr>
-        <w:t>Assinale a alternativa correta sobre chave primária (PK).</w:t>
-      </w:r>
-    </w:p>
-    <w:p>
-      <w:pPr>
-        <w:spacing w:after="40"/>
-        <w:ind w:left="259"/>
-        <w:rPr>
-          <w:lang w:val="pt-BR"/>
-        </w:rPr>
-      </w:pPr>
-      <w:r>
-        <w:rPr>
-          <w:lang w:val="pt-BR"/>
-        </w:rPr>
-        <w:t>(A) Pode identificar vários registros com o mesmo valor sem problema.</w:t>
-      </w:r>
-    </w:p>
-    <w:p>
-      <w:pPr>
-        <w:spacing w:after="40"/>
-        <w:ind w:left="259"/>
-        <w:rPr>
-          <w:lang w:val="pt-BR"/>
-        </w:rPr>
-      </w:pPr>
-      <w:r>
-        <w:rPr>
-          <w:lang w:val="pt-BR"/>
-        </w:rPr>
-        <w:t>(</w:t>
-      </w:r>
-      <w:r>
-        <w:rPr>
-          <w:highlight w:val="yellow"/>
-          <w:lang w:val="pt-BR"/>
-        </w:rPr>
-        <w:t>B</w:t>
-      </w:r>
-      <w:r>
-        <w:rPr>
-          <w:lang w:val="pt-BR"/>
-        </w:rPr>
-        <w:t>) Serve para identificar unicamente cada registro de uma tabela.</w:t>
-      </w:r>
-    </w:p>
-    <w:p>
-      <w:pPr>
-        <w:spacing w:after="40"/>
-        <w:ind w:left="259"/>
-        <w:rPr>
-          <w:lang w:val="pt-BR"/>
-        </w:rPr>
-      </w:pPr>
-      <w:r>
-        <w:rPr>
-          <w:lang w:val="pt-BR"/>
-        </w:rPr>
-        <w:t>(C) Existe somente em bancos não relacionais.</w:t>
-      </w:r>
-    </w:p>
-    <w:p>
-      <w:pPr>
-        <w:spacing w:after="40"/>
-        <w:ind w:left="259"/>
-        <w:rPr>
-          <w:lang w:val="pt-BR"/>
-        </w:rPr>
-      </w:pPr>
-      <w:r>
-        <w:rPr>
-          <w:lang w:val="pt-BR"/>
-        </w:rPr>
-        <w:t>(D) Deve obrigatoriamente armazenar nomes de pessoas.</w:t>
-      </w:r>
-    </w:p>
-    <w:p>
-      <w:pPr>
-        <w:pStyle w:val="Ttulo2"/>
-        <w:rPr>
-          <w:lang w:val="pt-BR"/>
-        </w:rPr>
-      </w:pPr>
-      <w:r>
-        <w:rPr>
-          <w:lang w:val="pt-BR"/>
-        </w:rPr>
-        <w:t>Questão 18 — Chave estrangeira</w:t>
-      </w:r>
-    </w:p>
-    <w:p>
-      <w:pPr>
-        <w:rPr>
-          <w:lang w:val="pt-BR"/>
-        </w:rPr>
-      </w:pPr>
-      <w:r>
-        <w:rPr>
-          <w:lang w:val="pt-BR"/>
-        </w:rPr>
-        <w:t xml:space="preserve">Considere as tabelas </w:t>
-      </w:r>
-      <w:proofErr w:type="gramStart"/>
-      <w:r>
-        <w:rPr>
-          <w:lang w:val="pt-BR"/>
-        </w:rPr>
-        <w:t>CLIENTE(</w:t>
-      </w:r>
-      <w:proofErr w:type="spellStart"/>
-      <w:proofErr w:type="gramEnd"/>
-      <w:r>
-        <w:rPr>
-          <w:lang w:val="pt-BR"/>
-        </w:rPr>
-        <w:t>id_cliente</w:t>
-      </w:r>
-      <w:proofErr w:type="spellEnd"/>
-      <w:r>
-        <w:rPr>
-          <w:lang w:val="pt-BR"/>
-        </w:rPr>
-        <w:t xml:space="preserve">, nome) e </w:t>
-      </w:r>
-      <w:proofErr w:type="gramStart"/>
-      <w:r>
-        <w:rPr>
-          <w:lang w:val="pt-BR"/>
-        </w:rPr>
-        <w:t>PEDIDO(</w:t>
-      </w:r>
-      <w:proofErr w:type="spellStart"/>
-      <w:proofErr w:type="gramEnd"/>
-      <w:r>
-        <w:rPr>
-          <w:lang w:val="pt-BR"/>
-        </w:rPr>
-        <w:t>id_pedido</w:t>
-      </w:r>
-      <w:proofErr w:type="spellEnd"/>
-      <w:r>
-        <w:rPr>
-          <w:lang w:val="pt-BR"/>
-        </w:rPr>
-        <w:t xml:space="preserve">, data, </w:t>
-      </w:r>
-      <w:proofErr w:type="spellStart"/>
-      <w:r>
-        <w:rPr>
-          <w:lang w:val="pt-BR"/>
-        </w:rPr>
-        <w:t>id_cliente</w:t>
-      </w:r>
-      <w:proofErr w:type="spellEnd"/>
-      <w:r>
-        <w:rPr>
-          <w:lang w:val="pt-BR"/>
-        </w:rPr>
-        <w:t xml:space="preserve">). Qual campo funciona como FK em PEDIDO? O que ele </w:t>
-      </w:r>
-      <w:proofErr w:type="spellStart"/>
-      <w:r>
-        <w:rPr>
-          <w:lang w:val="pt-BR"/>
-        </w:rPr>
-        <w:t>referencia</w:t>
-      </w:r>
-      <w:proofErr w:type="spellEnd"/>
-      <w:r>
-        <w:rPr>
-          <w:lang w:val="pt-BR"/>
-        </w:rPr>
-        <w:t xml:space="preserve"> e qual problema ele ajuda a evitar?</w:t>
+        <w:t>_______________________________________________________</w:t>
       </w:r>
     </w:p>
     <w:p>
@@ -3696,7 +3752,7 @@
           <w:sz w:val="16"/>
           <w:lang w:val="pt-BR"/>
         </w:rPr>
-        <w:t>__________________________________________________________________________________</w:t>
+        <w:t>________________________________________________________________________________</w:t>
       </w:r>
       <w:r>
         <w:rPr>
@@ -3704,7 +3760,7 @@
           <w:sz w:val="16"/>
           <w:lang w:val="pt-BR"/>
         </w:rPr>
-        <w:t>_______________________________________________________</w:t>
+        <w:t>_________________________________________________________</w:t>
       </w:r>
     </w:p>
     <w:p>
@@ -3733,18 +3789,168 @@
     </w:p>
     <w:p>
       <w:pPr>
+        <w:pStyle w:val="Ttulo2"/>
+        <w:rPr>
+          <w:lang w:val="pt-BR"/>
+        </w:rPr>
+      </w:pPr>
+      <w:r>
+        <w:rPr>
+          <w:lang w:val="pt-BR"/>
+        </w:rPr>
+        <w:t>Questão 19 — Análise de um DER simplificado</w:t>
+      </w:r>
+    </w:p>
+    <w:p>
+      <w:pPr>
+        <w:rPr>
+          <w:lang w:val="pt-BR"/>
+        </w:rPr>
+      </w:pPr>
+      <w:r>
+        <w:rPr>
+          <w:lang w:val="pt-BR"/>
+        </w:rPr>
+        <w:t xml:space="preserve">Analise a representação abaixo e responda: a) identifique duas relações 1:N; b) indique onde seria esperado encontrar </w:t>
+      </w:r>
+      <w:proofErr w:type="spellStart"/>
+      <w:r>
+        <w:rPr>
+          <w:lang w:val="pt-BR"/>
+        </w:rPr>
+        <w:t>FKs</w:t>
+      </w:r>
+      <w:proofErr w:type="spellEnd"/>
+      <w:r>
+        <w:rPr>
+          <w:lang w:val="pt-BR"/>
+        </w:rPr>
+        <w:t>; c) explique por que ITEM_PEDIDO é importante.</w:t>
+      </w:r>
+    </w:p>
+    <w:p>
+      <w:pPr>
+        <w:pStyle w:val="CodeBlock"/>
+        <w:shd w:val="clear" w:color="auto" w:fill="F2F2F2"/>
+        <w:rPr>
+          <w:rFonts w:hint="eastAsia"/>
+          <w:lang w:val="pt-BR"/>
+        </w:rPr>
+      </w:pPr>
+      <w:r>
+        <w:rPr>
+          <w:lang w:val="pt-BR"/>
+        </w:rPr>
+        <w:t>CATEGORIA 1 ─── N PRODUTO</w:t>
+      </w:r>
+      <w:r>
+        <w:rPr>
+          <w:lang w:val="pt-BR"/>
+        </w:rPr>
+        <w:br/>
+        <w:t>PRODUTO   1 ─── N ITEM_PEDIDO N ─── 1 PEDIDO</w:t>
+      </w:r>
+      <w:r>
+        <w:rPr>
+          <w:lang w:val="pt-BR"/>
+        </w:rPr>
+        <w:br/>
+        <w:t>CLIENTE   1 ─── N PEDIDO</w:t>
+      </w:r>
+      <w:r>
+        <w:rPr>
+          <w:lang w:val="pt-BR"/>
+        </w:rPr>
+        <w:br/>
+        <w:t>PEDIDO    1 ─── N PAGAMENTO</w:t>
+      </w:r>
+    </w:p>
+    <w:p>
+      <w:pPr>
+        <w:pStyle w:val="PargrafodaLista"/>
+        <w:numPr>
+          <w:ilvl w:val="0"/>
+          <w:numId w:val="10"/>
+        </w:numPr>
         <w:spacing w:after="20"/>
         <w:rPr>
-          <w:lang w:val="pt-BR"/>
-        </w:rPr>
-      </w:pPr>
+          <w:color w:val="4F81BD" w:themeColor="accent1"/>
+          <w:sz w:val="24"/>
+          <w:szCs w:val="24"/>
+          <w:lang w:val="pt-BR"/>
+        </w:rPr>
+      </w:pPr>
+      <w:r>
+        <w:rPr>
+          <w:color w:val="4F81BD" w:themeColor="accent1"/>
+          <w:sz w:val="24"/>
+          <w:szCs w:val="24"/>
+          <w:lang w:val="pt-BR"/>
+        </w:rPr>
+        <w:lastRenderedPageBreak/>
+        <w:t>duas relações podem ser:</w:t>
+      </w:r>
+      <w:r>
+        <w:rPr>
+          <w:color w:val="4F81BD" w:themeColor="accent1"/>
+          <w:sz w:val="24"/>
+          <w:szCs w:val="24"/>
+          <w:lang w:val="pt-BR"/>
+        </w:rPr>
+        <w:t xml:space="preserve"> CATEGORIA 1 </w:t>
+      </w:r>
+      <w:r>
+        <w:rPr>
+          <w:color w:val="4F81BD" w:themeColor="accent1"/>
+          <w:sz w:val="24"/>
+          <w:szCs w:val="24"/>
+          <w:lang w:val="pt-BR"/>
+        </w:rPr>
+        <w:t>–</w:t>
+      </w:r>
+      <w:r>
+        <w:rPr>
+          <w:color w:val="4F81BD" w:themeColor="accent1"/>
+          <w:sz w:val="24"/>
+          <w:szCs w:val="24"/>
+          <w:lang w:val="pt-BR"/>
+        </w:rPr>
+        <w:t xml:space="preserve"> </w:t>
+      </w:r>
+      <w:r>
+        <w:rPr>
+          <w:color w:val="4F81BD" w:themeColor="accent1"/>
+          <w:sz w:val="24"/>
+          <w:szCs w:val="24"/>
+          <w:lang w:val="pt-BR"/>
+        </w:rPr>
+        <w:t xml:space="preserve">N PRODUTO / </w:t>
+      </w:r>
+      <w:r>
+        <w:rPr>
+          <w:color w:val="4F81BD" w:themeColor="accent1"/>
+          <w:sz w:val="24"/>
+          <w:szCs w:val="24"/>
+          <w:lang w:val="pt-BR"/>
+        </w:rPr>
+        <w:t>CLIENTE 1- N PEDID</w:t>
+      </w:r>
+      <w:r>
+        <w:rPr>
+          <w:color w:val="4F81BD" w:themeColor="accent1"/>
+          <w:sz w:val="24"/>
+          <w:szCs w:val="24"/>
+          <w:lang w:val="pt-BR"/>
+        </w:rPr>
+        <w:t>O</w:t>
+      </w:r>
       <w:r>
         <w:rPr>
           <w:color w:val="B7B7B7"/>
           <w:sz w:val="16"/>
           <w:lang w:val="pt-BR"/>
         </w:rPr>
-        <w:t>________________________________________________________________________________</w:t>
+        <w:t xml:space="preserve"> </w:t>
       </w:r>
       <w:r>
         <w:rPr>
@@ -3752,109 +3958,7 @@
           <w:sz w:val="16"/>
           <w:lang w:val="pt-BR"/>
         </w:rPr>
-        <w:t>_________________________________________________________</w:t>
-      </w:r>
-    </w:p>
-    <w:p>
-      <w:pPr>
-        <w:pStyle w:val="Ttulo2"/>
-        <w:rPr>
-          <w:lang w:val="pt-BR"/>
-        </w:rPr>
-      </w:pPr>
-      <w:r>
-        <w:rPr>
-          <w:lang w:val="pt-BR"/>
-        </w:rPr>
-        <w:t>Questão 19 — Análise de um DER simplificado</w:t>
-      </w:r>
-    </w:p>
-    <w:p>
-      <w:pPr>
-        <w:rPr>
-          <w:lang w:val="pt-BR"/>
-        </w:rPr>
-      </w:pPr>
-      <w:r>
-        <w:rPr>
-          <w:lang w:val="pt-BR"/>
-        </w:rPr>
-        <w:t xml:space="preserve">Analise a representação abaixo e responda: a) identifique duas relações 1:N; b) indique onde seria esperado encontrar </w:t>
-      </w:r>
-      <w:proofErr w:type="spellStart"/>
-      <w:r>
-        <w:rPr>
-          <w:lang w:val="pt-BR"/>
-        </w:rPr>
-        <w:t>FKs</w:t>
-      </w:r>
-      <w:proofErr w:type="spellEnd"/>
-      <w:r>
-        <w:rPr>
-          <w:lang w:val="pt-BR"/>
-        </w:rPr>
-        <w:t>; c) explique por que ITEM_PEDIDO é importante.</w:t>
-      </w:r>
-    </w:p>
-    <w:p>
-      <w:pPr>
-        <w:pStyle w:val="CodeBlock"/>
-        <w:shd w:val="clear" w:color="auto" w:fill="F2F2F2"/>
-        <w:rPr>
-          <w:rFonts w:hint="eastAsia"/>
-          <w:lang w:val="pt-BR"/>
-        </w:rPr>
-      </w:pPr>
-      <w:r>
-        <w:rPr>
-          <w:lang w:val="pt-BR"/>
-        </w:rPr>
-        <w:t>CATEGORIA 1 ─── N PRODUTO</w:t>
-      </w:r>
-      <w:r>
-        <w:rPr>
-          <w:lang w:val="pt-BR"/>
-        </w:rPr>
-        <w:br/>
-        <w:t>PRODUTO   1 ─── N ITEM_PEDIDO N ─── 1 PEDIDO</w:t>
-      </w:r>
-      <w:r>
-        <w:rPr>
-          <w:lang w:val="pt-BR"/>
-        </w:rPr>
-        <w:br/>
-        <w:t>CLIENTE   1 ─── N PEDIDO</w:t>
-      </w:r>
-      <w:r>
-        <w:rPr>
-          <w:lang w:val="pt-BR"/>
-        </w:rPr>
-        <w:br/>
-        <w:t>PEDIDO    1 ─── N PAGAMENTO</w:t>
-      </w:r>
-    </w:p>
-    <w:p>
-      <w:pPr>
-        <w:spacing w:after="20"/>
-        <w:rPr>
-          <w:lang w:val="pt-BR"/>
-        </w:rPr>
-      </w:pPr>
-      <w:r>
-        <w:rPr>
-          <w:color w:val="B7B7B7"/>
-          <w:sz w:val="16"/>
-          <w:lang w:val="pt-BR"/>
-        </w:rPr>
-        <w:t>__________________________________________________________________________________</w:t>
-      </w:r>
-      <w:r>
-        <w:rPr>
-          <w:color w:val="B7B7B7"/>
-          <w:sz w:val="16"/>
-          <w:lang w:val="pt-BR"/>
-        </w:rPr>
-        <w:t>_______________________________________________________</w:t>
+        <w:t>_____________________________________________________________________________________________________________________________________</w:t>
       </w:r>
     </w:p>
     <w:p>
@@ -3999,11 +4103,103 @@
       </w:pPr>
       <w:r>
         <w:rPr>
+          <w:color w:val="4F81BD" w:themeColor="accent1"/>
+          <w:sz w:val="24"/>
+          <w:szCs w:val="24"/>
+          <w:lang w:val="pt-BR"/>
+        </w:rPr>
+        <w:t xml:space="preserve">o dicionário é </w:t>
+      </w:r>
+      <w:r>
+        <w:rPr>
+          <w:color w:val="4F81BD" w:themeColor="accent1"/>
+          <w:sz w:val="24"/>
+          <w:szCs w:val="24"/>
+          <w:lang w:val="pt-BR"/>
+        </w:rPr>
+        <w:t xml:space="preserve">o documento que tem todos os elementos do </w:t>
+      </w:r>
+      <w:r>
+        <w:rPr>
+          <w:color w:val="4F81BD" w:themeColor="accent1"/>
+          <w:sz w:val="24"/>
+          <w:szCs w:val="24"/>
+          <w:lang w:val="pt-BR"/>
+        </w:rPr>
+        <w:t>banco de dados de forma detalhada</w:t>
+      </w:r>
+      <w:r>
+        <w:rPr>
+          <w:color w:val="4F81BD" w:themeColor="accent1"/>
+          <w:sz w:val="24"/>
+          <w:szCs w:val="24"/>
+          <w:lang w:val="pt-BR"/>
+        </w:rPr>
+        <w:t xml:space="preserve">, ele é importante por que </w:t>
+      </w:r>
+      <w:r>
+        <w:rPr>
+          <w:color w:val="4F81BD" w:themeColor="accent1"/>
+          <w:sz w:val="24"/>
+          <w:szCs w:val="24"/>
+          <w:lang w:val="pt-BR"/>
+        </w:rPr>
+        <w:t xml:space="preserve">na hora de criar o código ficaria mais padronizado e mais </w:t>
+      </w:r>
+      <w:proofErr w:type="spellStart"/>
+      <w:r>
+        <w:rPr>
+          <w:color w:val="4F81BD" w:themeColor="accent1"/>
+          <w:sz w:val="24"/>
+          <w:szCs w:val="24"/>
+          <w:lang w:val="pt-BR"/>
+        </w:rPr>
+        <w:t>facil</w:t>
+      </w:r>
+      <w:proofErr w:type="spellEnd"/>
+      <w:r>
+        <w:rPr>
+          <w:color w:val="4F81BD" w:themeColor="accent1"/>
+          <w:sz w:val="24"/>
+          <w:szCs w:val="24"/>
+          <w:lang w:val="pt-BR"/>
+        </w:rPr>
+        <w:t xml:space="preserve"> para corrigir erros futuros </w:t>
+      </w:r>
+      <w:r>
+        <w:rPr>
+          <w:color w:val="4F81BD" w:themeColor="accent1"/>
+          <w:sz w:val="24"/>
+          <w:szCs w:val="24"/>
+          <w:lang w:val="pt-BR"/>
+        </w:rPr>
+        <w:t>o</w:t>
+      </w:r>
+      <w:r>
+        <w:rPr>
+          <w:color w:val="4F81BD" w:themeColor="accent1"/>
+          <w:sz w:val="24"/>
+          <w:szCs w:val="24"/>
+          <w:lang w:val="pt-BR"/>
+        </w:rPr>
+        <w:t>u fazer alguma alteração</w:t>
+      </w:r>
+      <w:r>
+        <w:rPr>
+          <w:color w:val="4F81BD" w:themeColor="accent1"/>
+          <w:sz w:val="24"/>
+          <w:szCs w:val="24"/>
+          <w:lang w:val="pt-BR"/>
+        </w:rPr>
+        <w:t xml:space="preserve"> </w:t>
+      </w:r>
+      <w:r>
+        <w:rPr>
           <w:color w:val="B7B7B7"/>
           <w:sz w:val="16"/>
           <w:lang w:val="pt-BR"/>
         </w:rPr>
-        <w:t>__________________________________________________________________________________</w:t>
+        <w:t>_________________________________________________________________________________</w:t>
       </w:r>
       <w:r>
         <w:rPr>
@@ -4100,21 +4296,7 @@
         <w:rPr>
           <w:lang w:val="pt-BR"/>
         </w:rPr>
-        <w:t>” com “</w:t>
-      </w:r>
-      <w:proofErr w:type="spellStart"/>
-      <w:r>
-        <w:rPr>
-          <w:lang w:val="pt-BR"/>
-        </w:rPr>
-        <w:t>id_cliente</w:t>
-      </w:r>
-      <w:proofErr w:type="spellEnd"/>
-      <w:r>
-        <w:rPr>
-          <w:lang w:val="pt-BR"/>
-        </w:rPr>
-        <w:t>”, “</w:t>
+        <w:t>” com “id_cliente”, “</w:t>
       </w:r>
       <w:proofErr w:type="spellStart"/>
       <w:r>
@@ -4255,21 +4437,7 @@
         <w:rPr>
           <w:lang w:val="pt-BR"/>
         </w:rPr>
-        <w:t xml:space="preserve"> foi definido como </w:t>
-      </w:r>
-      <w:proofErr w:type="gramStart"/>
-      <w:r>
-        <w:rPr>
-          <w:lang w:val="pt-BR"/>
-        </w:rPr>
-        <w:t>CHAR(</w:t>
-      </w:r>
-      <w:proofErr w:type="gramEnd"/>
-      <w:r>
-        <w:rPr>
-          <w:lang w:val="pt-BR"/>
-        </w:rPr>
-        <w:t>11)? d) qual campo pode ficar nulo?</w:t>
+        <w:t xml:space="preserve"> foi definido como CHAR(11)? d) qual campo pode ficar nulo?</w:t>
       </w:r>
     </w:p>
     <w:tbl>
@@ -4536,14 +4704,12 @@
             </w:tcMar>
           </w:tcPr>
           <w:p>
-            <w:proofErr w:type="gramStart"/>
             <w:r>
               <w:rPr>
                 <w:sz w:val="17"/>
               </w:rPr>
-              <w:t>VARCHAR(</w:t>
+              <w:t>VARCHAR (</w:t>
             </w:r>
-            <w:proofErr w:type="gramEnd"/>
             <w:r>
               <w:rPr>
                 <w:sz w:val="17"/>
@@ -4644,14 +4810,12 @@
             </w:tcMar>
           </w:tcPr>
           <w:p>
-            <w:proofErr w:type="gramStart"/>
             <w:r>
               <w:rPr>
                 <w:sz w:val="17"/>
               </w:rPr>
-              <w:t>CHAR(</w:t>
+              <w:t>CHAR (</w:t>
             </w:r>
-            <w:proofErr w:type="gramEnd"/>
             <w:r>
               <w:rPr>
                 <w:sz w:val="17"/>
@@ -4752,14 +4916,12 @@
             </w:tcMar>
           </w:tcPr>
           <w:p>
-            <w:proofErr w:type="gramStart"/>
             <w:r>
               <w:rPr>
                 <w:sz w:val="17"/>
               </w:rPr>
-              <w:t>VARCHAR(</w:t>
+              <w:t>VARCHAR (</w:t>
             </w:r>
-            <w:proofErr w:type="gramEnd"/>
             <w:r>
               <w:rPr>
                 <w:sz w:val="17"/>
@@ -4860,14 +5022,12 @@
             </w:tcMar>
           </w:tcPr>
           <w:p>
-            <w:proofErr w:type="gramStart"/>
             <w:r>
               <w:rPr>
                 <w:sz w:val="17"/>
               </w:rPr>
-              <w:t>VARCHAR(</w:t>
+              <w:t>VARCHAR (</w:t>
             </w:r>
-            <w:proofErr w:type="gramEnd"/>
             <w:r>
               <w:rPr>
                 <w:sz w:val="17"/>
@@ -4968,11 +5128,153 @@
       </w:pPr>
       <w:r>
         <w:rPr>
+          <w:color w:val="4F81BD" w:themeColor="accent1"/>
+          <w:sz w:val="24"/>
+          <w:szCs w:val="24"/>
+          <w:lang w:val="pt-BR"/>
+        </w:rPr>
+        <w:t xml:space="preserve">a) id_cliente </w:t>
+      </w:r>
+      <w:r>
+        <w:rPr>
+          <w:color w:val="4F81BD" w:themeColor="accent1"/>
+          <w:sz w:val="24"/>
+          <w:szCs w:val="24"/>
+          <w:lang w:val="pt-BR"/>
+        </w:rPr>
+        <w:t xml:space="preserve"> /  b)</w:t>
+      </w:r>
+      <w:r>
+        <w:rPr>
+          <w:color w:val="4F81BD" w:themeColor="accent1"/>
+          <w:sz w:val="24"/>
+          <w:szCs w:val="24"/>
+          <w:lang w:val="pt-BR"/>
+        </w:rPr>
+        <w:t xml:space="preserve"> </w:t>
+      </w:r>
+      <w:r>
+        <w:rPr>
+          <w:color w:val="4F81BD" w:themeColor="accent1"/>
+          <w:sz w:val="24"/>
+          <w:szCs w:val="24"/>
+          <w:lang w:val="pt-BR"/>
+        </w:rPr>
+        <w:t xml:space="preserve">id_cliente, nome, </w:t>
+      </w:r>
+      <w:proofErr w:type="spellStart"/>
+      <w:r>
+        <w:rPr>
+          <w:color w:val="4F81BD" w:themeColor="accent1"/>
+          <w:sz w:val="24"/>
+          <w:szCs w:val="24"/>
+          <w:lang w:val="pt-BR"/>
+        </w:rPr>
+        <w:t>cpf</w:t>
+      </w:r>
+      <w:proofErr w:type="spellEnd"/>
+      <w:r>
+        <w:rPr>
+          <w:color w:val="4F81BD" w:themeColor="accent1"/>
+          <w:sz w:val="24"/>
+          <w:szCs w:val="24"/>
+          <w:lang w:val="pt-BR"/>
+        </w:rPr>
+        <w:t xml:space="preserve"> e </w:t>
+      </w:r>
+      <w:proofErr w:type="spellStart"/>
+      <w:r>
+        <w:rPr>
+          <w:color w:val="4F81BD" w:themeColor="accent1"/>
+          <w:sz w:val="24"/>
+          <w:szCs w:val="24"/>
+          <w:lang w:val="pt-BR"/>
+        </w:rPr>
+        <w:t>email</w:t>
+      </w:r>
+      <w:proofErr w:type="spellEnd"/>
+      <w:r>
+        <w:rPr>
+          <w:color w:val="4F81BD" w:themeColor="accent1"/>
+          <w:sz w:val="24"/>
+          <w:szCs w:val="24"/>
+          <w:lang w:val="pt-BR"/>
+        </w:rPr>
+        <w:t xml:space="preserve"> / c)</w:t>
+      </w:r>
+      <w:r>
+        <w:rPr>
+          <w:color w:val="4F81BD" w:themeColor="accent1"/>
+          <w:sz w:val="24"/>
+          <w:szCs w:val="24"/>
+          <w:lang w:val="pt-BR"/>
+        </w:rPr>
+        <w:t xml:space="preserve"> porque o </w:t>
+      </w:r>
+      <w:proofErr w:type="spellStart"/>
+      <w:r>
+        <w:rPr>
+          <w:color w:val="4F81BD" w:themeColor="accent1"/>
+          <w:sz w:val="24"/>
+          <w:szCs w:val="24"/>
+          <w:lang w:val="pt-BR"/>
+        </w:rPr>
+        <w:t>cpf</w:t>
+      </w:r>
+      <w:proofErr w:type="spellEnd"/>
+      <w:r>
+        <w:rPr>
+          <w:color w:val="4F81BD" w:themeColor="accent1"/>
+          <w:sz w:val="24"/>
+          <w:szCs w:val="24"/>
+          <w:lang w:val="pt-BR"/>
+        </w:rPr>
+        <w:t xml:space="preserve"> tem um </w:t>
+      </w:r>
+      <w:proofErr w:type="spellStart"/>
+      <w:r>
+        <w:rPr>
+          <w:color w:val="4F81BD" w:themeColor="accent1"/>
+          <w:sz w:val="24"/>
+          <w:szCs w:val="24"/>
+          <w:lang w:val="pt-BR"/>
+        </w:rPr>
+        <w:t>tamanhop</w:t>
+      </w:r>
+      <w:proofErr w:type="spellEnd"/>
+      <w:r>
+        <w:rPr>
+          <w:color w:val="4F81BD" w:themeColor="accent1"/>
+          <w:sz w:val="24"/>
+          <w:szCs w:val="24"/>
+          <w:lang w:val="pt-BR"/>
+        </w:rPr>
+        <w:t xml:space="preserve"> fixo / d)</w:t>
+      </w:r>
+      <w:r>
+        <w:rPr>
+          <w:color w:val="4F81BD" w:themeColor="accent1"/>
+          <w:sz w:val="24"/>
+          <w:szCs w:val="24"/>
+          <w:lang w:val="pt-BR"/>
+        </w:rPr>
+        <w:t xml:space="preserve"> telefone</w:t>
+      </w:r>
+      <w:r>
+        <w:rPr>
+          <w:color w:val="4F81BD" w:themeColor="accent1"/>
+          <w:sz w:val="16"/>
+          <w:lang w:val="pt-BR"/>
+        </w:rPr>
+        <w:t xml:space="preserve"> </w:t>
+      </w:r>
+      <w:r>
+        <w:rPr>
           <w:color w:val="B7B7B7"/>
           <w:sz w:val="16"/>
           <w:lang w:val="pt-BR"/>
         </w:rPr>
-        <w:t>________________________________________________________________________________</w:t>
+        <w:t>_______________________________________________________________________________</w:t>
       </w:r>
       <w:r>
         <w:rPr>
@@ -5127,6 +5429,162 @@
       <w:pPr>
         <w:spacing w:after="20"/>
         <w:rPr>
+          <w:color w:val="4F81BD" w:themeColor="accent1"/>
+          <w:sz w:val="24"/>
+          <w:szCs w:val="24"/>
+          <w:lang w:val="pt-BR"/>
+        </w:rPr>
+      </w:pPr>
+      <w:r>
+        <w:rPr>
+          <w:color w:val="4F81BD" w:themeColor="accent1"/>
+          <w:sz w:val="24"/>
+          <w:szCs w:val="24"/>
+          <w:lang w:val="pt-BR"/>
+        </w:rPr>
+        <w:t xml:space="preserve">As duas regras seriam: </w:t>
+      </w:r>
+      <w:r>
+        <w:rPr>
+          <w:color w:val="4F81BD" w:themeColor="accent1"/>
+          <w:sz w:val="24"/>
+          <w:szCs w:val="24"/>
+          <w:lang w:val="pt-BR"/>
+        </w:rPr>
+        <w:t>u</w:t>
+      </w:r>
+      <w:r>
+        <w:rPr>
+          <w:color w:val="4F81BD" w:themeColor="accent1"/>
+          <w:sz w:val="24"/>
+          <w:szCs w:val="24"/>
+          <w:lang w:val="pt-BR"/>
+        </w:rPr>
+        <w:t xml:space="preserve">m pedido só pode ser realizado de tiver </w:t>
+      </w:r>
+      <w:r>
+        <w:rPr>
+          <w:color w:val="4F81BD" w:themeColor="accent1"/>
+          <w:sz w:val="24"/>
+          <w:szCs w:val="24"/>
+          <w:lang w:val="pt-BR"/>
+        </w:rPr>
+        <w:t>alguma</w:t>
+      </w:r>
+      <w:r>
+        <w:rPr>
+          <w:color w:val="4F81BD" w:themeColor="accent1"/>
+          <w:sz w:val="24"/>
+          <w:szCs w:val="24"/>
+          <w:lang w:val="pt-BR"/>
+        </w:rPr>
+        <w:t xml:space="preserve"> informação associada e o valor do pedido tem que ser maior do que </w:t>
+      </w:r>
+      <w:r>
+        <w:rPr>
+          <w:color w:val="4F81BD" w:themeColor="accent1"/>
+          <w:sz w:val="24"/>
+          <w:szCs w:val="24"/>
+          <w:lang w:val="pt-BR"/>
+        </w:rPr>
+        <w:t>0.</w:t>
+      </w:r>
+      <w:r>
+        <w:rPr>
+          <w:color w:val="4F81BD" w:themeColor="accent1"/>
+          <w:sz w:val="24"/>
+          <w:szCs w:val="24"/>
+          <w:lang w:val="pt-BR"/>
+        </w:rPr>
+        <w:t xml:space="preserve"> Essas regras não podem ficar apenas na cabeça da </w:t>
+      </w:r>
+      <w:r>
+        <w:rPr>
+          <w:color w:val="4F81BD" w:themeColor="accent1"/>
+          <w:sz w:val="24"/>
+          <w:szCs w:val="24"/>
+          <w:lang w:val="pt-BR"/>
+        </w:rPr>
+        <w:lastRenderedPageBreak/>
+        <w:t xml:space="preserve">equipe pois podem esquecer </w:t>
+      </w:r>
+      <w:r>
+        <w:rPr>
+          <w:color w:val="4F81BD" w:themeColor="accent1"/>
+          <w:sz w:val="24"/>
+          <w:szCs w:val="24"/>
+          <w:lang w:val="pt-BR"/>
+        </w:rPr>
+        <w:t>dessas</w:t>
+      </w:r>
+      <w:r>
+        <w:rPr>
+          <w:color w:val="4F81BD" w:themeColor="accent1"/>
+          <w:sz w:val="24"/>
+          <w:szCs w:val="24"/>
+          <w:lang w:val="pt-BR"/>
+        </w:rPr>
+        <w:t xml:space="preserve"> regras ou até </w:t>
+      </w:r>
+      <w:r>
+        <w:rPr>
+          <w:color w:val="4F81BD" w:themeColor="accent1"/>
+          <w:sz w:val="24"/>
+          <w:szCs w:val="24"/>
+          <w:lang w:val="pt-BR"/>
+        </w:rPr>
+        <w:t>próximas</w:t>
+      </w:r>
+      <w:r>
+        <w:rPr>
+          <w:color w:val="4F81BD" w:themeColor="accent1"/>
+          <w:sz w:val="24"/>
+          <w:szCs w:val="24"/>
+          <w:lang w:val="pt-BR"/>
+        </w:rPr>
+        <w:t xml:space="preserve"> </w:t>
+      </w:r>
+      <w:r>
+        <w:rPr>
+          <w:color w:val="4F81BD" w:themeColor="accent1"/>
+          <w:sz w:val="24"/>
+          <w:szCs w:val="24"/>
+          <w:lang w:val="pt-BR"/>
+        </w:rPr>
+        <w:t xml:space="preserve">pessoas que forem chegando podem colocar regras diferentes sem nem saber que já existia </w:t>
+      </w:r>
+      <w:r>
+        <w:rPr>
+          <w:color w:val="4F81BD" w:themeColor="accent1"/>
+          <w:sz w:val="24"/>
+          <w:szCs w:val="24"/>
+          <w:lang w:val="pt-BR"/>
+        </w:rPr>
+        <w:t>alguma</w:t>
+      </w:r>
+      <w:r>
+        <w:rPr>
+          <w:color w:val="4F81BD" w:themeColor="accent1"/>
+          <w:sz w:val="24"/>
+          <w:szCs w:val="24"/>
+          <w:lang w:val="pt-BR"/>
+        </w:rPr>
+        <w:t xml:space="preserve"> antes dela</w:t>
+      </w:r>
+      <w:r>
+        <w:rPr>
+          <w:color w:val="000000" w:themeColor="text1"/>
+          <w:sz w:val="24"/>
+          <w:szCs w:val="24"/>
+          <w:lang w:val="pt-BR"/>
+        </w:rPr>
+        <w:t>_________________________________________________________________________________________________________________________________________</w:t>
+      </w:r>
+    </w:p>
+    <w:p>
+      <w:pPr>
+        <w:spacing w:after="20"/>
+        <w:rPr>
           <w:lang w:val="pt-BR"/>
         </w:rPr>
       </w:pPr>
@@ -5136,7 +5594,7 @@
           <w:sz w:val="16"/>
           <w:lang w:val="pt-BR"/>
         </w:rPr>
-        <w:t>__________________________________________________________________________________</w:t>
+        <w:t>________________________________________________________________________________</w:t>
       </w:r>
       <w:r>
         <w:rPr>
@@ -5144,41 +5602,41 @@
           <w:sz w:val="16"/>
           <w:lang w:val="pt-BR"/>
         </w:rPr>
-        <w:t>_______________________________________________________</w:t>
+        <w:t>_________________________________________________________</w:t>
       </w:r>
     </w:p>
     <w:p>
       <w:pPr>
         <w:spacing w:after="20"/>
-        <w:rPr>
-          <w:lang w:val="pt-BR"/>
-        </w:rPr>
-      </w:pPr>
-      <w:r>
         <w:rPr>
           <w:color w:val="B7B7B7"/>
           <w:sz w:val="16"/>
           <w:lang w:val="pt-BR"/>
         </w:rPr>
-        <w:t>________________________________________________________________________________</w:t>
-      </w:r>
+      </w:pPr>
       <w:r>
         <w:rPr>
           <w:color w:val="B7B7B7"/>
           <w:sz w:val="16"/>
           <w:lang w:val="pt-BR"/>
         </w:rPr>
-        <w:t>_________________________________________________________</w:t>
-      </w:r>
-    </w:p>
-    <w:p>
-      <w:pPr>
-        <w:spacing w:after="20"/>
+        <w:t>________________________________________________________________________________</w:t>
+      </w:r>
+      <w:r>
         <w:rPr>
           <w:color w:val="B7B7B7"/>
           <w:sz w:val="16"/>
           <w:lang w:val="pt-BR"/>
         </w:rPr>
+        <w:t>_________________________________________________________</w:t>
+      </w:r>
+    </w:p>
+    <w:p>
+      <w:pPr>
+        <w:spacing w:after="20"/>
+        <w:rPr>
+          <w:lang w:val="pt-BR"/>
+        </w:rPr>
       </w:pPr>
       <w:r>
         <w:rPr>
@@ -5186,7 +5644,7 @@
           <w:sz w:val="16"/>
           <w:lang w:val="pt-BR"/>
         </w:rPr>
-        <w:t>________________________________________________________________________________</w:t>
+        <w:t>__________________________________________________________________________________</w:t>
       </w:r>
       <w:r>
         <w:rPr>
@@ -5194,7 +5652,7 @@
           <w:sz w:val="16"/>
           <w:lang w:val="pt-BR"/>
         </w:rPr>
-        <w:t>_________________________________________________________</w:t>
+        <w:t>_______________________________________________________</w:t>
       </w:r>
     </w:p>
     <w:p>
@@ -5210,7 +5668,7 @@
           <w:sz w:val="16"/>
           <w:lang w:val="pt-BR"/>
         </w:rPr>
-        <w:t>__________________________________________________________________________________</w:t>
+        <w:t>________________________________________________________________________________</w:t>
       </w:r>
       <w:r>
         <w:rPr>
@@ -5218,7 +5676,7 @@
           <w:sz w:val="16"/>
           <w:lang w:val="pt-BR"/>
         </w:rPr>
-        <w:t>_______________________________________________________</w:t>
+        <w:t>_________________________________________________________</w:t>
       </w:r>
     </w:p>
     <w:p>
@@ -5252,30 +5710,6 @@
           <w:lang w:val="pt-BR"/>
         </w:rPr>
       </w:pPr>
-      <w:r>
-        <w:rPr>
-          <w:color w:val="B7B7B7"/>
-          <w:sz w:val="16"/>
-          <w:lang w:val="pt-BR"/>
-        </w:rPr>
-        <w:t>________________________________________________________________________________</w:t>
-      </w:r>
-      <w:r>
-        <w:rPr>
-          <w:color w:val="B7B7B7"/>
-          <w:sz w:val="16"/>
-          <w:lang w:val="pt-BR"/>
-        </w:rPr>
-        <w:t>_________________________________________________________</w:t>
-      </w:r>
-    </w:p>
-    <w:p>
-      <w:pPr>
-        <w:spacing w:after="20"/>
-        <w:rPr>
-          <w:lang w:val="pt-BR"/>
-        </w:rPr>
-      </w:pPr>
     </w:p>
     <w:p>
       <w:pPr>
@@ -5288,7 +5722,6 @@
         <w:rPr>
           <w:lang w:val="pt-BR"/>
         </w:rPr>
-        <w:lastRenderedPageBreak/>
         <w:br/>
       </w:r>
       <w:r>
@@ -5437,7 +5870,11 @@
               <w:right w:w="90" w:type="dxa"/>
             </w:tcMar>
           </w:tcPr>
-          <w:p/>
+          <w:p>
+            <w:r>
+              <w:t>INT</w:t>
+            </w:r>
+          </w:p>
         </w:tc>
       </w:tr>
       <w:tr>
@@ -5473,7 +5910,11 @@
               <w:right w:w="90" w:type="dxa"/>
             </w:tcMar>
           </w:tcPr>
-          <w:p/>
+          <w:p>
+            <w:r>
+              <w:t>VARCHAR</w:t>
+            </w:r>
+          </w:p>
         </w:tc>
       </w:tr>
       <w:tr>
@@ -5521,6 +5962,9 @@
                 <w:lang w:val="pt-BR"/>
               </w:rPr>
             </w:pPr>
+            <w:r>
+              <w:t>CHAR</w:t>
+            </w:r>
           </w:p>
         </w:tc>
       </w:tr>
@@ -5565,7 +6009,11 @@
               <w:right w:w="90" w:type="dxa"/>
             </w:tcMar>
           </w:tcPr>
-          <w:p/>
+          <w:p>
+            <w:r>
+              <w:t>DATE</w:t>
+            </w:r>
+          </w:p>
         </w:tc>
       </w:tr>
       <w:tr>
@@ -5601,7 +6049,11 @@
               <w:right w:w="90" w:type="dxa"/>
             </w:tcMar>
           </w:tcPr>
-          <w:p/>
+          <w:p>
+            <w:r>
+              <w:t>DECIMAL</w:t>
+            </w:r>
+          </w:p>
         </w:tc>
       </w:tr>
       <w:tr>
@@ -5758,7 +6210,25 @@
               <w:right w:w="90" w:type="dxa"/>
             </w:tcMar>
           </w:tcPr>
-          <w:p/>
+          <w:p>
+            <w:pPr>
+              <w:rPr>
+                <w:lang w:val="pt-BR"/>
+              </w:rPr>
+            </w:pPr>
+            <w:r>
+              <w:rPr>
+                <w:lang w:val="pt-BR"/>
+              </w:rPr>
+              <w:t>Cria um</w:t>
+            </w:r>
+            <w:r>
+              <w:rPr>
+                <w:lang w:val="pt-BR"/>
+              </w:rPr>
+              <w:t xml:space="preserve"> banco de dados </w:t>
+            </w:r>
+          </w:p>
         </w:tc>
       </w:tr>
       <w:tr>
@@ -5794,7 +6264,55 @@
               <w:right w:w="90" w:type="dxa"/>
             </w:tcMar>
           </w:tcPr>
-          <w:p/>
+          <w:p>
+            <w:pPr>
+              <w:rPr>
+                <w:lang w:val="pt-BR"/>
+              </w:rPr>
+            </w:pPr>
+            <w:r>
+              <w:rPr>
+                <w:lang w:val="pt-BR"/>
+              </w:rPr>
+              <w:t xml:space="preserve">Cria </w:t>
+            </w:r>
+            <w:r>
+              <w:rPr>
+                <w:lang w:val="pt-BR"/>
+              </w:rPr>
+              <w:t>uma</w:t>
+            </w:r>
+            <w:r>
+              <w:rPr>
+                <w:lang w:val="pt-BR"/>
+              </w:rPr>
+              <w:t xml:space="preserve"> </w:t>
+            </w:r>
+            <w:r>
+              <w:rPr>
+                <w:lang w:val="pt-BR"/>
+              </w:rPr>
+              <w:t>tabela</w:t>
+            </w:r>
+            <w:r>
+              <w:rPr>
+                <w:lang w:val="pt-BR"/>
+              </w:rPr>
+              <w:t xml:space="preserve"> dentro d</w:t>
+            </w:r>
+            <w:r>
+              <w:rPr>
+                <w:lang w:val="pt-BR"/>
+              </w:rPr>
+              <w:t>o</w:t>
+            </w:r>
+            <w:r>
+              <w:rPr>
+                <w:lang w:val="pt-BR"/>
+              </w:rPr>
+              <w:t xml:space="preserve"> banco de dados</w:t>
+            </w:r>
+          </w:p>
         </w:tc>
       </w:tr>
       <w:tr>
@@ -5830,7 +6348,25 @@
               <w:right w:w="90" w:type="dxa"/>
             </w:tcMar>
           </w:tcPr>
-          <w:p/>
+          <w:p>
+            <w:pPr>
+              <w:rPr>
+                <w:lang w:val="pt-BR"/>
+              </w:rPr>
+            </w:pPr>
+            <w:r>
+              <w:rPr>
+                <w:lang w:val="pt-BR"/>
+              </w:rPr>
+              <w:t xml:space="preserve">Altera </w:t>
+            </w:r>
+            <w:r>
+              <w:rPr>
+                <w:lang w:val="pt-BR"/>
+              </w:rPr>
+              <w:t>uma tabela que já existe, podendo remover ou adicionar informações</w:t>
+            </w:r>
+          </w:p>
         </w:tc>
       </w:tr>
       <w:tr>
@@ -5866,7 +6402,19 @@
               <w:right w:w="90" w:type="dxa"/>
             </w:tcMar>
           </w:tcPr>
-          <w:p/>
+          <w:p>
+            <w:pPr>
+              <w:rPr>
+                <w:lang w:val="pt-BR"/>
+              </w:rPr>
+            </w:pPr>
+            <w:r>
+              <w:rPr>
+                <w:lang w:val="pt-BR"/>
+              </w:rPr>
+              <w:t>Exclui uma tabela e todos os seus dados do banco</w:t>
+            </w:r>
+          </w:p>
         </w:tc>
       </w:tr>
       <w:tr>
@@ -5902,7 +6450,19 @@
               <w:right w:w="90" w:type="dxa"/>
             </w:tcMar>
           </w:tcPr>
-          <w:p/>
+          <w:p>
+            <w:pPr>
+              <w:rPr>
+                <w:lang w:val="pt-BR"/>
+              </w:rPr>
+            </w:pPr>
+            <w:r>
+              <w:rPr>
+                <w:lang w:val="pt-BR"/>
+              </w:rPr>
+              <w:t>Remove todos os dados da tabela</w:t>
+            </w:r>
+          </w:p>
         </w:tc>
       </w:tr>
       <w:tr>
@@ -5938,7 +6498,19 @@
               <w:right w:w="90" w:type="dxa"/>
             </w:tcMar>
           </w:tcPr>
-          <w:p/>
+          <w:p>
+            <w:pPr>
+              <w:rPr>
+                <w:lang w:val="pt-BR"/>
+              </w:rPr>
+            </w:pPr>
+            <w:r>
+              <w:rPr>
+                <w:lang w:val="pt-BR"/>
+              </w:rPr>
+              <w:t>Altera o nome de uma tabela existente</w:t>
+            </w:r>
+          </w:p>
         </w:tc>
       </w:tr>
     </w:tbl>
@@ -5952,9 +6524,14 @@
           <w:color w:val="2F5597"/>
           <w:sz w:val="25"/>
           <w:szCs w:val="26"/>
-        </w:rPr>
-      </w:pPr>
-      <w:r>
+          <w:lang w:val="pt-BR"/>
+        </w:rPr>
+      </w:pPr>
+      <w:r>
+        <w:rPr>
+          <w:lang w:val="pt-BR"/>
+        </w:rPr>
+        <w:lastRenderedPageBreak/>
         <w:br w:type="page"/>
       </w:r>
     </w:p>
@@ -5983,21 +6560,7 @@
         <w:rPr>
           <w:lang w:val="pt-BR"/>
         </w:rPr>
-        <w:t xml:space="preserve">Analise o comando abaixo. Sem executá-lo, explique o que será criado, quais são os tipos dos campos e qual melhoria importante deveria ser feita no campo </w:t>
-      </w:r>
-      <w:proofErr w:type="spellStart"/>
-      <w:r>
-        <w:rPr>
-          <w:lang w:val="pt-BR"/>
-        </w:rPr>
-        <w:t>id_cliente</w:t>
-      </w:r>
-      <w:proofErr w:type="spellEnd"/>
-      <w:r>
-        <w:rPr>
-          <w:lang w:val="pt-BR"/>
-        </w:rPr>
-        <w:t>.</w:t>
+        <w:t>Analise o comando abaixo. Sem executá-lo, explique o que será criado, quais são os tipos dos campos e qual melhoria importante deveria ser feita no campo id_cliente.</w:t>
       </w:r>
     </w:p>
     <w:p>
@@ -6033,39 +6596,15 @@
       </w:r>
       <w:r>
         <w:br/>
-        <w:t xml:space="preserve">    nome </w:t>
-      </w:r>
-      <w:proofErr w:type="gramStart"/>
-      <w:r>
-        <w:t>VARCHAR(</w:t>
-      </w:r>
-      <w:proofErr w:type="gramEnd"/>
-      <w:r>
-        <w:t>100),</w:t>
+        <w:t xml:space="preserve">    nome VARCHAR(100),</w:t>
       </w:r>
       <w:r>
         <w:br/>
-        <w:t xml:space="preserve">    cpf </w:t>
-      </w:r>
-      <w:proofErr w:type="gramStart"/>
-      <w:r>
-        <w:t>CHAR(</w:t>
-      </w:r>
-      <w:proofErr w:type="gramEnd"/>
-      <w:r>
-        <w:t>11),</w:t>
+        <w:t xml:space="preserve">    cpf CHAR(11),</w:t>
       </w:r>
       <w:r>
         <w:br/>
-        <w:t xml:space="preserve">    email </w:t>
-      </w:r>
-      <w:proofErr w:type="gramStart"/>
-      <w:r>
-        <w:t>VARCHAR(</w:t>
-      </w:r>
-      <w:proofErr w:type="gramEnd"/>
-      <w:r>
-        <w:t>100)</w:t>
+        <w:t xml:space="preserve">    email VARCHAR(100)</w:t>
       </w:r>
       <w:r>
         <w:br/>
@@ -6076,6 +6615,166 @@
       <w:pPr>
         <w:spacing w:after="20"/>
         <w:rPr>
+          <w:color w:val="4F81BD" w:themeColor="accent1"/>
+          <w:lang w:val="pt-BR"/>
+        </w:rPr>
+      </w:pPr>
+      <w:r>
+        <w:rPr>
+          <w:color w:val="4F81BD" w:themeColor="accent1"/>
+          <w:sz w:val="24"/>
+          <w:szCs w:val="24"/>
+          <w:lang w:val="pt-BR"/>
+        </w:rPr>
+        <w:t>Vai criar uma tabela</w:t>
+      </w:r>
+      <w:r>
+        <w:rPr>
+          <w:color w:val="4F81BD" w:themeColor="accent1"/>
+          <w:sz w:val="24"/>
+          <w:szCs w:val="24"/>
+          <w:lang w:val="pt-BR"/>
+        </w:rPr>
+        <w:t xml:space="preserve"> cliente com os campos id_cliente</w:t>
+      </w:r>
+      <w:r>
+        <w:rPr>
+          <w:color w:val="4F81BD" w:themeColor="accent1"/>
+          <w:sz w:val="24"/>
+          <w:szCs w:val="24"/>
+          <w:lang w:val="pt-BR"/>
+        </w:rPr>
+        <w:t xml:space="preserve">, nome, </w:t>
+      </w:r>
+      <w:proofErr w:type="spellStart"/>
+      <w:r>
+        <w:rPr>
+          <w:color w:val="4F81BD" w:themeColor="accent1"/>
+          <w:sz w:val="24"/>
+          <w:szCs w:val="24"/>
+          <w:lang w:val="pt-BR"/>
+        </w:rPr>
+        <w:t>cpf</w:t>
+      </w:r>
+      <w:proofErr w:type="spellEnd"/>
+      <w:r>
+        <w:rPr>
+          <w:color w:val="4F81BD" w:themeColor="accent1"/>
+          <w:sz w:val="24"/>
+          <w:szCs w:val="24"/>
+          <w:lang w:val="pt-BR"/>
+        </w:rPr>
+        <w:t xml:space="preserve"> e </w:t>
+      </w:r>
+      <w:proofErr w:type="spellStart"/>
+      <w:r>
+        <w:rPr>
+          <w:color w:val="4F81BD" w:themeColor="accent1"/>
+          <w:sz w:val="24"/>
+          <w:szCs w:val="24"/>
+          <w:lang w:val="pt-BR"/>
+        </w:rPr>
+        <w:t>email</w:t>
+      </w:r>
+      <w:proofErr w:type="spellEnd"/>
+      <w:r>
+        <w:rPr>
+          <w:color w:val="4F81BD" w:themeColor="accent1"/>
+          <w:sz w:val="24"/>
+          <w:szCs w:val="24"/>
+          <w:lang w:val="pt-BR"/>
+        </w:rPr>
+        <w:t xml:space="preserve">, tem que coloca o </w:t>
+      </w:r>
+      <w:r>
+        <w:rPr>
+          <w:color w:val="4F81BD" w:themeColor="accent1"/>
+          <w:sz w:val="24"/>
+          <w:szCs w:val="24"/>
+          <w:lang w:val="pt-BR"/>
+        </w:rPr>
+        <w:t xml:space="preserve">id_cliente como </w:t>
+      </w:r>
+      <w:proofErr w:type="spellStart"/>
+      <w:r>
+        <w:rPr>
+          <w:color w:val="4F81BD" w:themeColor="accent1"/>
+          <w:sz w:val="24"/>
+          <w:szCs w:val="24"/>
+          <w:lang w:val="pt-BR"/>
+        </w:rPr>
+        <w:t>primary</w:t>
+      </w:r>
+      <w:proofErr w:type="spellEnd"/>
+      <w:r>
+        <w:rPr>
+          <w:color w:val="4F81BD" w:themeColor="accent1"/>
+          <w:sz w:val="24"/>
+          <w:szCs w:val="24"/>
+          <w:lang w:val="pt-BR"/>
+        </w:rPr>
+        <w:t xml:space="preserve"> </w:t>
+      </w:r>
+      <w:proofErr w:type="spellStart"/>
+      <w:r>
+        <w:rPr>
+          <w:color w:val="4F81BD" w:themeColor="accent1"/>
+          <w:sz w:val="24"/>
+          <w:szCs w:val="24"/>
+          <w:lang w:val="pt-BR"/>
+        </w:rPr>
+        <w:t>k</w:t>
+      </w:r>
+      <w:r>
+        <w:rPr>
+          <w:color w:val="4F81BD" w:themeColor="accent1"/>
+          <w:sz w:val="24"/>
+          <w:szCs w:val="24"/>
+          <w:lang w:val="pt-BR"/>
+        </w:rPr>
+        <w:t>e</w:t>
+      </w:r>
+      <w:r>
+        <w:rPr>
+          <w:color w:val="4F81BD" w:themeColor="accent1"/>
+          <w:sz w:val="24"/>
+          <w:szCs w:val="24"/>
+          <w:lang w:val="pt-BR"/>
+        </w:rPr>
+        <w:t>y</w:t>
+      </w:r>
+      <w:proofErr w:type="spellEnd"/>
+      <w:r>
+        <w:rPr>
+          <w:color w:val="4F81BD" w:themeColor="accent1"/>
+          <w:sz w:val="24"/>
+          <w:szCs w:val="24"/>
+          <w:lang w:val="pt-BR"/>
+        </w:rPr>
+        <w:t xml:space="preserve"> e auto</w:t>
+      </w:r>
+      <w:r>
+        <w:rPr>
+          <w:color w:val="4F81BD" w:themeColor="accent1"/>
+          <w:sz w:val="24"/>
+          <w:szCs w:val="24"/>
+          <w:lang w:val="pt-BR"/>
+        </w:rPr>
+        <w:t>_imcrement</w:t>
+      </w:r>
+      <w:r>
+        <w:rPr>
+          <w:color w:val="4F81BD" w:themeColor="accent1"/>
+          <w:sz w:val="16"/>
+          <w:lang w:val="pt-BR"/>
+        </w:rPr>
+        <w:t>_________________________________________________________________________________________________________________________________________</w:t>
+      </w:r>
+    </w:p>
+    <w:p>
+      <w:pPr>
+        <w:spacing w:after="20"/>
+        <w:rPr>
           <w:lang w:val="pt-BR"/>
         </w:rPr>
       </w:pPr>
@@ -6085,7 +6784,7 @@
           <w:sz w:val="16"/>
           <w:lang w:val="pt-BR"/>
         </w:rPr>
-        <w:t>__________________________________________________________________________________</w:t>
+        <w:t>________________________________________________________________________________</w:t>
       </w:r>
       <w:r>
         <w:rPr>
@@ -6093,7 +6792,7 @@
           <w:sz w:val="16"/>
           <w:lang w:val="pt-BR"/>
         </w:rPr>
-        <w:t>_______________________________________________________</w:t>
+        <w:t>_________________________________________________________</w:t>
       </w:r>
     </w:p>
     <w:p>
@@ -6122,6 +6821,33 @@
     </w:p>
     <w:p>
       <w:pPr>
+        <w:pStyle w:val="Ttulo2"/>
+        <w:rPr>
+          <w:lang w:val="pt-BR"/>
+        </w:rPr>
+      </w:pPr>
+      <w:r>
+        <w:rPr>
+          <w:lang w:val="pt-BR"/>
+        </w:rPr>
+        <w:t>Questão 27 — ALTER x DROP x TRUNCATE</w:t>
+      </w:r>
+    </w:p>
+    <w:p>
+      <w:pPr>
+        <w:rPr>
+          <w:lang w:val="pt-BR"/>
+        </w:rPr>
+      </w:pPr>
+      <w:r>
+        <w:rPr>
+          <w:lang w:val="pt-BR"/>
+        </w:rPr>
+        <w:t>Explique a diferença entre ALTER TABLE, DROP TABLE e TRUNCATE TABLE. Dê atenção ao que acontece com a estrutura e com os dados.</w:t>
+      </w:r>
+    </w:p>
+    <w:p>
+      <w:pPr>
         <w:spacing w:after="20"/>
         <w:rPr>
           <w:lang w:val="pt-BR"/>
@@ -6129,55 +6855,213 @@
       </w:pPr>
       <w:r>
         <w:rPr>
-          <w:color w:val="B7B7B7"/>
+          <w:color w:val="4F81BD" w:themeColor="accent1"/>
+          <w:sz w:val="24"/>
+          <w:szCs w:val="24"/>
+          <w:lang w:val="pt-BR"/>
+        </w:rPr>
+        <w:t xml:space="preserve">O </w:t>
+      </w:r>
+      <w:proofErr w:type="spellStart"/>
+      <w:r>
+        <w:rPr>
+          <w:color w:val="4F81BD" w:themeColor="accent1"/>
+          <w:sz w:val="24"/>
+          <w:szCs w:val="24"/>
+          <w:lang w:val="pt-BR"/>
+        </w:rPr>
+        <w:t>al</w:t>
+      </w:r>
+      <w:r>
+        <w:rPr>
+          <w:color w:val="4F81BD" w:themeColor="accent1"/>
+          <w:sz w:val="24"/>
+          <w:szCs w:val="24"/>
+          <w:lang w:val="pt-BR"/>
+        </w:rPr>
+        <w:t>ter</w:t>
+      </w:r>
+      <w:proofErr w:type="spellEnd"/>
+      <w:r>
+        <w:rPr>
+          <w:color w:val="4F81BD" w:themeColor="accent1"/>
+          <w:sz w:val="24"/>
+          <w:szCs w:val="24"/>
+          <w:lang w:val="pt-BR"/>
+        </w:rPr>
+        <w:t xml:space="preserve"> </w:t>
+      </w:r>
+      <w:proofErr w:type="spellStart"/>
+      <w:r>
+        <w:rPr>
+          <w:color w:val="4F81BD" w:themeColor="accent1"/>
+          <w:sz w:val="24"/>
+          <w:szCs w:val="24"/>
+          <w:lang w:val="pt-BR"/>
+        </w:rPr>
+        <w:t>table</w:t>
+      </w:r>
+      <w:proofErr w:type="spellEnd"/>
+      <w:r>
+        <w:rPr>
+          <w:color w:val="4F81BD" w:themeColor="accent1"/>
+          <w:sz w:val="24"/>
+          <w:szCs w:val="24"/>
+          <w:lang w:val="pt-BR"/>
+        </w:rPr>
+        <w:t xml:space="preserve"> serve pra alterar alguma tabela dentro do </w:t>
+      </w:r>
+      <w:proofErr w:type="spellStart"/>
+      <w:r>
+        <w:rPr>
+          <w:color w:val="4F81BD" w:themeColor="accent1"/>
+          <w:sz w:val="24"/>
+          <w:szCs w:val="24"/>
+          <w:lang w:val="pt-BR"/>
+        </w:rPr>
+        <w:t>mysql</w:t>
+      </w:r>
+      <w:proofErr w:type="spellEnd"/>
+      <w:r>
+        <w:rPr>
+          <w:color w:val="4F81BD" w:themeColor="accent1"/>
+          <w:sz w:val="24"/>
+          <w:szCs w:val="24"/>
+          <w:lang w:val="pt-BR"/>
+        </w:rPr>
+        <w:t xml:space="preserve">, o </w:t>
+      </w:r>
+      <w:proofErr w:type="spellStart"/>
+      <w:r>
+        <w:rPr>
+          <w:color w:val="4F81BD" w:themeColor="accent1"/>
+          <w:sz w:val="24"/>
+          <w:szCs w:val="24"/>
+          <w:lang w:val="pt-BR"/>
+        </w:rPr>
+        <w:t>dr</w:t>
+      </w:r>
+      <w:r>
+        <w:rPr>
+          <w:color w:val="4F81BD" w:themeColor="accent1"/>
+          <w:sz w:val="24"/>
+          <w:szCs w:val="24"/>
+          <w:lang w:val="pt-BR"/>
+        </w:rPr>
+        <w:t>o</w:t>
+      </w:r>
+      <w:r>
+        <w:rPr>
+          <w:color w:val="4F81BD" w:themeColor="accent1"/>
+          <w:sz w:val="24"/>
+          <w:szCs w:val="24"/>
+          <w:lang w:val="pt-BR"/>
+        </w:rPr>
+        <w:t>p</w:t>
+      </w:r>
+      <w:proofErr w:type="spellEnd"/>
+      <w:r>
+        <w:rPr>
+          <w:color w:val="4F81BD" w:themeColor="accent1"/>
+          <w:sz w:val="24"/>
+          <w:szCs w:val="24"/>
+          <w:lang w:val="pt-BR"/>
+        </w:rPr>
+        <w:t xml:space="preserve"> </w:t>
+      </w:r>
+      <w:proofErr w:type="spellStart"/>
+      <w:r>
+        <w:rPr>
+          <w:color w:val="4F81BD" w:themeColor="accent1"/>
+          <w:sz w:val="24"/>
+          <w:szCs w:val="24"/>
+          <w:lang w:val="pt-BR"/>
+        </w:rPr>
+        <w:t>table</w:t>
+      </w:r>
+      <w:proofErr w:type="spellEnd"/>
+      <w:r>
+        <w:rPr>
+          <w:color w:val="4F81BD" w:themeColor="accent1"/>
+          <w:sz w:val="24"/>
+          <w:szCs w:val="24"/>
+          <w:lang w:val="pt-BR"/>
+        </w:rPr>
+        <w:t xml:space="preserve"> seve para excluir </w:t>
+      </w:r>
+      <w:r>
+        <w:rPr>
+          <w:color w:val="4F81BD" w:themeColor="accent1"/>
+          <w:sz w:val="24"/>
+          <w:szCs w:val="24"/>
+          <w:lang w:val="pt-BR"/>
+        </w:rPr>
+        <w:t>alguma tabela</w:t>
+      </w:r>
+      <w:r>
+        <w:rPr>
+          <w:color w:val="4F81BD" w:themeColor="accent1"/>
+          <w:sz w:val="24"/>
+          <w:szCs w:val="24"/>
+          <w:lang w:val="pt-BR"/>
+        </w:rPr>
+        <w:t xml:space="preserve">, já o </w:t>
+      </w:r>
+      <w:proofErr w:type="spellStart"/>
+      <w:r>
+        <w:rPr>
+          <w:color w:val="4F81BD" w:themeColor="accent1"/>
+          <w:sz w:val="24"/>
+          <w:szCs w:val="24"/>
+          <w:lang w:val="pt-BR"/>
+        </w:rPr>
+        <w:t>truncate</w:t>
+      </w:r>
+      <w:proofErr w:type="spellEnd"/>
+      <w:r>
+        <w:rPr>
+          <w:color w:val="4F81BD" w:themeColor="accent1"/>
+          <w:sz w:val="24"/>
+          <w:szCs w:val="24"/>
+          <w:lang w:val="pt-BR"/>
+        </w:rPr>
+        <w:t xml:space="preserve"> serve</w:t>
+      </w:r>
+      <w:r>
+        <w:rPr>
+          <w:color w:val="4F81BD" w:themeColor="accent1"/>
+          <w:sz w:val="24"/>
+          <w:szCs w:val="24"/>
+          <w:lang w:val="pt-BR"/>
+        </w:rPr>
+        <w:t xml:space="preserve"> </w:t>
+      </w:r>
+      <w:r>
+        <w:rPr>
+          <w:color w:val="4F81BD" w:themeColor="accent1"/>
+          <w:sz w:val="24"/>
+          <w:szCs w:val="24"/>
+          <w:lang w:val="pt-BR"/>
+        </w:rPr>
+        <w:t>para alterar</w:t>
+      </w:r>
+      <w:r>
+        <w:rPr>
+          <w:color w:val="4F81BD" w:themeColor="accent1"/>
+          <w:sz w:val="24"/>
+          <w:szCs w:val="24"/>
+          <w:lang w:val="pt-BR"/>
+        </w:rPr>
+        <w:t xml:space="preserve"> os dados dentro da tabela</w:t>
+      </w:r>
+      <w:r>
+        <w:rPr>
+          <w:color w:val="4F81BD" w:themeColor="accent1"/>
           <w:sz w:val="16"/>
           <w:lang w:val="pt-BR"/>
         </w:rPr>
-        <w:t>________________________________________________________________________________</w:t>
-      </w:r>
-      <w:r>
-        <w:rPr>
-          <w:color w:val="B7B7B7"/>
-          <w:sz w:val="16"/>
-          <w:lang w:val="pt-BR"/>
-        </w:rPr>
-        <w:t>_________________________________________________________</w:t>
-      </w:r>
-    </w:p>
-    <w:p>
-      <w:pPr>
-        <w:pStyle w:val="Ttulo2"/>
-        <w:rPr>
-          <w:lang w:val="pt-BR"/>
-        </w:rPr>
-      </w:pPr>
-      <w:r>
-        <w:rPr>
-          <w:lang w:val="pt-BR"/>
-        </w:rPr>
-        <w:t>Questão 27 — ALTER x DROP x TRUNCATE</w:t>
-      </w:r>
-    </w:p>
-    <w:p>
-      <w:pPr>
-        <w:rPr>
-          <w:lang w:val="pt-BR"/>
-        </w:rPr>
-      </w:pPr>
-      <w:r>
-        <w:rPr>
-          <w:lang w:val="pt-BR"/>
-        </w:rPr>
-        <w:t>Explique a diferença entre ALTER TABLE, DROP TABLE e TRUNCATE TABLE. Dê atenção ao que acontece com a estrutura e com os dados.</w:t>
-      </w:r>
-    </w:p>
-    <w:p>
-      <w:pPr>
-        <w:spacing w:after="20"/>
-        <w:rPr>
-          <w:lang w:val="pt-BR"/>
-        </w:rPr>
-      </w:pPr>
+        <w:t xml:space="preserve"> </w:t>
+      </w:r>
       <w:r>
         <w:rPr>
           <w:color w:val="B7B7B7"/>
@@ -7280,6 +8164,186 @@
       </w:rPr>
     </w:lvl>
   </w:abstractNum>
+  <w:abstractNum w:abstractNumId="9" w15:restartNumberingAfterBreak="0">
+    <w:nsid w:val="2D664EBD"/>
+    <w:multiLevelType w:val="hybridMultilevel"/>
+    <w:tmpl w:val="CA54AC74"/>
+    <w:lvl w:ilvl="0" w:tplc="04160017">
+      <w:start w:val="1"/>
+      <w:numFmt w:val="lowerLetter"/>
+      <w:lvlText w:val="%1)"/>
+      <w:lvlJc w:val="left"/>
+      <w:pPr>
+        <w:ind w:left="720" w:hanging="360"/>
+      </w:pPr>
+      <w:rPr>
+        <w:rFonts w:hint="default"/>
+      </w:rPr>
+    </w:lvl>
+    <w:lvl w:ilvl="1" w:tplc="04160019" w:tentative="1">
+      <w:start w:val="1"/>
+      <w:numFmt w:val="lowerLetter"/>
+      <w:lvlText w:val="%2."/>
+      <w:lvlJc w:val="left"/>
+      <w:pPr>
+        <w:ind w:left="1440" w:hanging="360"/>
+      </w:pPr>
+    </w:lvl>
+    <w:lvl w:ilvl="2" w:tplc="0416001B" w:tentative="1">
+      <w:start w:val="1"/>
+      <w:numFmt w:val="lowerRoman"/>
+      <w:lvlText w:val="%3."/>
+      <w:lvlJc w:val="right"/>
+      <w:pPr>
+        <w:ind w:left="2160" w:hanging="180"/>
+      </w:pPr>
+    </w:lvl>
+    <w:lvl w:ilvl="3" w:tplc="0416000F" w:tentative="1">
+      <w:start w:val="1"/>
+      <w:numFmt w:val="decimal"/>
+      <w:lvlText w:val="%4."/>
+      <w:lvlJc w:val="left"/>
+      <w:pPr>
+        <w:ind w:left="2880" w:hanging="360"/>
+      </w:pPr>
+    </w:lvl>
+    <w:lvl w:ilvl="4" w:tplc="04160019" w:tentative="1">
+      <w:start w:val="1"/>
+      <w:numFmt w:val="lowerLetter"/>
+      <w:lvlText w:val="%5."/>
+      <w:lvlJc w:val="left"/>
+      <w:pPr>
+        <w:ind w:left="3600" w:hanging="360"/>
+      </w:pPr>
+    </w:lvl>
+    <w:lvl w:ilvl="5" w:tplc="0416001B" w:tentative="1">
+      <w:start w:val="1"/>
+      <w:numFmt w:val="lowerRoman"/>
+      <w:lvlText w:val="%6."/>
+      <w:lvlJc w:val="right"/>
+      <w:pPr>
+        <w:ind w:left="4320" w:hanging="180"/>
+      </w:pPr>
+    </w:lvl>
+    <w:lvl w:ilvl="6" w:tplc="0416000F" w:tentative="1">
+      <w:start w:val="1"/>
+      <w:numFmt w:val="decimal"/>
+      <w:lvlText w:val="%7."/>
+      <w:lvlJc w:val="left"/>
+      <w:pPr>
+        <w:ind w:left="5040" w:hanging="360"/>
+      </w:pPr>
+    </w:lvl>
+    <w:lvl w:ilvl="7" w:tplc="04160019" w:tentative="1">
+      <w:start w:val="1"/>
+      <w:numFmt w:val="lowerLetter"/>
+      <w:lvlText w:val="%8."/>
+      <w:lvlJc w:val="left"/>
+      <w:pPr>
+        <w:ind w:left="5760" w:hanging="360"/>
+      </w:pPr>
+    </w:lvl>
+    <w:lvl w:ilvl="8" w:tplc="0416001B" w:tentative="1">
+      <w:start w:val="1"/>
+      <w:numFmt w:val="lowerRoman"/>
+      <w:lvlText w:val="%9."/>
+      <w:lvlJc w:val="right"/>
+      <w:pPr>
+        <w:ind w:left="6480" w:hanging="180"/>
+      </w:pPr>
+    </w:lvl>
+  </w:abstractNum>
+  <w:abstractNum w:abstractNumId="10" w15:restartNumberingAfterBreak="0">
+    <w:nsid w:val="49161638"/>
+    <w:multiLevelType w:val="hybridMultilevel"/>
+    <w:tmpl w:val="6D0019BA"/>
+    <w:lvl w:ilvl="0" w:tplc="EA94D290">
+      <w:start w:val="14"/>
+      <w:numFmt w:val="upperLetter"/>
+      <w:lvlText w:val="%1)"/>
+      <w:lvlJc w:val="left"/>
+      <w:pPr>
+        <w:ind w:left="1080" w:hanging="360"/>
+      </w:pPr>
+      <w:rPr>
+        <w:rFonts w:hint="default"/>
+        <w:color w:val="B7B7B7"/>
+        <w:sz w:val="16"/>
+      </w:rPr>
+    </w:lvl>
+    <w:lvl w:ilvl="1" w:tplc="04160019" w:tentative="1">
+      <w:start w:val="1"/>
+      <w:numFmt w:val="lowerLetter"/>
+      <w:lvlText w:val="%2."/>
+      <w:lvlJc w:val="left"/>
+      <w:pPr>
+        <w:ind w:left="1800" w:hanging="360"/>
+      </w:pPr>
+    </w:lvl>
+    <w:lvl w:ilvl="2" w:tplc="0416001B" w:tentative="1">
+      <w:start w:val="1"/>
+      <w:numFmt w:val="lowerRoman"/>
+      <w:lvlText w:val="%3."/>
+      <w:lvlJc w:val="right"/>
+      <w:pPr>
+        <w:ind w:left="2520" w:hanging="180"/>
+      </w:pPr>
+    </w:lvl>
+    <w:lvl w:ilvl="3" w:tplc="0416000F" w:tentative="1">
+      <w:start w:val="1"/>
+      <w:numFmt w:val="decimal"/>
+      <w:lvlText w:val="%4."/>
+      <w:lvlJc w:val="left"/>
+      <w:pPr>
+        <w:ind w:left="3240" w:hanging="360"/>
+      </w:pPr>
+    </w:lvl>
+    <w:lvl w:ilvl="4" w:tplc="04160019" w:tentative="1">
+      <w:start w:val="1"/>
+      <w:numFmt w:val="lowerLetter"/>
+      <w:lvlText w:val="%5."/>
+      <w:lvlJc w:val="left"/>
+      <w:pPr>
+        <w:ind w:left="3960" w:hanging="360"/>
+      </w:pPr>
+    </w:lvl>
+    <w:lvl w:ilvl="5" w:tplc="0416001B" w:tentative="1">
+      <w:start w:val="1"/>
+      <w:numFmt w:val="lowerRoman"/>
+      <w:lvlText w:val="%6."/>
+      <w:lvlJc w:val="right"/>
+      <w:pPr>
+        <w:ind w:left="4680" w:hanging="180"/>
+      </w:pPr>
+    </w:lvl>
+    <w:lvl w:ilvl="6" w:tplc="0416000F" w:tentative="1">
+      <w:start w:val="1"/>
+      <w:numFmt w:val="decimal"/>
+      <w:lvlText w:val="%7."/>
+      <w:lvlJc w:val="left"/>
+      <w:pPr>
+        <w:ind w:left="5400" w:hanging="360"/>
+      </w:pPr>
+    </w:lvl>
+    <w:lvl w:ilvl="7" w:tplc="04160019" w:tentative="1">
+      <w:start w:val="1"/>
+      <w:numFmt w:val="lowerLetter"/>
+      <w:lvlText w:val="%8."/>
+      <w:lvlJc w:val="left"/>
+      <w:pPr>
+        <w:ind w:left="6120" w:hanging="360"/>
+      </w:pPr>
+    </w:lvl>
+    <w:lvl w:ilvl="8" w:tplc="0416001B" w:tentative="1">
+      <w:start w:val="1"/>
+      <w:numFmt w:val="lowerRoman"/>
+      <w:lvlText w:val="%9."/>
+      <w:lvlJc w:val="right"/>
+      <w:pPr>
+        <w:ind w:left="6840" w:hanging="180"/>
+      </w:pPr>
+    </w:lvl>
+  </w:abstractNum>
   <w:num w:numId="1" w16cid:durableId="738669925">
     <w:abstractNumId w:val="8"/>
   </w:num>
@@ -7306,6 +8370,12 @@
   </w:num>
   <w:num w:numId="9" w16cid:durableId="1409380269">
     <w:abstractNumId w:val="0"/>
+  </w:num>
+  <w:num w:numId="10" w16cid:durableId="1285232777">
+    <w:abstractNumId w:val="9"/>
+  </w:num>
+  <w:num w:numId="11" w16cid:durableId="111750209">
+    <w:abstractNumId w:val="10"/>
   </w:num>
 </w:numbering>
 </file>
